--- a/public/template.docx
+++ b/public/template.docx
@@ -11,22 +11,33 @@
       <w:r>
         <w:rPr>
           <w:rFonts w:ascii="Times New Roman" w:hAnsi="Times New Roman" w:cs="Times New Roman"/>
-          <w:b/>
-          <w:bCs/>
-        </w:rPr>
-        <w:t>MODUL AJAR:</w:t>
+        </w:rPr>
+        <w:t xml:space="preserve">MODUL AJAR </w:t>
       </w:r>
       <w:r>
         <w:rPr>
           <w:rFonts w:ascii="Times New Roman" w:hAnsi="Times New Roman" w:cs="Times New Roman"/>
         </w:rPr>
-        <w:t xml:space="preserve"> {</w:t>
-      </w:r>
-      <w:proofErr w:type="spellStart"/>
-      <w:r>
+        <w:t>PEMBELAJARAN MENDALAM</w:t>
+      </w:r>
+    </w:p>
+    <w:p>
+      <w:pPr>
         <w:rPr>
           <w:rFonts w:ascii="Times New Roman" w:hAnsi="Times New Roman" w:cs="Times New Roman"/>
         </w:rPr>
+      </w:pPr>
+      <w:r>
+        <w:rPr>
+          <w:rFonts w:ascii="Times New Roman" w:hAnsi="Times New Roman" w:cs="Times New Roman"/>
+        </w:rPr>
+        <w:t>{</w:t>
+      </w:r>
+      <w:proofErr w:type="spellStart"/>
+      <w:r>
+        <w:rPr>
+          <w:rFonts w:ascii="Times New Roman" w:hAnsi="Times New Roman" w:cs="Times New Roman"/>
+        </w:rPr>
         <w:t>judul_modul</w:t>
       </w:r>
       <w:proofErr w:type="spellEnd"/>
@@ -37,6 +48,323 @@
         <w:t>}</w:t>
       </w:r>
     </w:p>
+    <w:tbl>
+      <w:tblPr>
+        <w:tblStyle w:val="TableGrid"/>
+        <w:tblW w:w="9493" w:type="dxa"/>
+        <w:tblBorders>
+          <w:top w:val="none" w:sz="0" w:space="0" w:color="auto"/>
+          <w:left w:val="none" w:sz="0" w:space="0" w:color="auto"/>
+          <w:bottom w:val="none" w:sz="0" w:space="0" w:color="auto"/>
+          <w:right w:val="none" w:sz="0" w:space="0" w:color="auto"/>
+          <w:insideH w:val="none" w:sz="0" w:space="0" w:color="auto"/>
+          <w:insideV w:val="none" w:sz="0" w:space="0" w:color="auto"/>
+        </w:tblBorders>
+        <w:tblLook w:val="04A0" w:firstRow="1" w:lastRow="0" w:firstColumn="1" w:lastColumn="0" w:noHBand="0" w:noVBand="1"/>
+      </w:tblPr>
+      <w:tblGrid>
+        <w:gridCol w:w="2405"/>
+        <w:gridCol w:w="7088"/>
+      </w:tblGrid>
+      <w:tr>
+        <w:tc>
+          <w:tcPr>
+            <w:tcW w:w="2405" w:type="dxa"/>
+          </w:tcPr>
+          <w:p>
+            <w:pPr>
+              <w:spacing w:line="360" w:lineRule="auto"/>
+              <w:rPr>
+                <w:rFonts w:ascii="Times New Roman" w:hAnsi="Times New Roman" w:cs="Times New Roman"/>
+              </w:rPr>
+            </w:pPr>
+            <w:proofErr w:type="spellStart"/>
+            <w:r>
+              <w:rPr>
+                <w:rFonts w:ascii="Times New Roman" w:hAnsi="Times New Roman" w:cs="Times New Roman"/>
+                <w:b/>
+                <w:bCs/>
+                <w:color w:val="1A1C1E"/>
+                <w:shd w:val="clear" w:color="auto" w:fill="FFFFFF"/>
+              </w:rPr>
+              <w:t>Informasi</w:t>
+            </w:r>
+            <w:proofErr w:type="spellEnd"/>
+          </w:p>
+        </w:tc>
+        <w:tc>
+          <w:tcPr>
+            <w:tcW w:w="7088" w:type="dxa"/>
+          </w:tcPr>
+          <w:p>
+            <w:pPr>
+              <w:spacing w:line="360" w:lineRule="auto"/>
+              <w:rPr>
+                <w:rFonts w:ascii="Times New Roman" w:hAnsi="Times New Roman" w:cs="Times New Roman"/>
+              </w:rPr>
+            </w:pPr>
+            <w:proofErr w:type="spellStart"/>
+            <w:r>
+              <w:rPr>
+                <w:rFonts w:ascii="Times New Roman" w:hAnsi="Times New Roman" w:cs="Times New Roman"/>
+                <w:b/>
+                <w:bCs/>
+                <w:color w:val="1A1C1E"/>
+                <w:shd w:val="clear" w:color="auto" w:fill="FFFFFF"/>
+              </w:rPr>
+              <w:t>Keterangan</w:t>
+            </w:r>
+            <w:proofErr w:type="spellEnd"/>
+          </w:p>
+        </w:tc>
+      </w:tr>
+      <w:tr>
+        <w:tc>
+          <w:tcPr>
+            <w:tcW w:w="2405" w:type="dxa"/>
+          </w:tcPr>
+          <w:p>
+            <w:pPr>
+              <w:spacing w:line="360" w:lineRule="auto"/>
+              <w:rPr>
+                <w:rFonts w:ascii="Times New Roman" w:hAnsi="Times New Roman" w:cs="Times New Roman"/>
+              </w:rPr>
+            </w:pPr>
+            <w:r>
+              <w:rPr>
+                <w:rStyle w:val="ng-star-inserted"/>
+                <w:rFonts w:ascii="Times New Roman" w:hAnsi="Times New Roman" w:cs="Times New Roman"/>
+                <w:b/>
+                <w:bCs/>
+                <w:color w:val="1A1C1E"/>
+                <w:shd w:val="clear" w:color="auto" w:fill="FFFFFF"/>
+              </w:rPr>
+              <w:t>Mata Pelajaran</w:t>
+            </w:r>
+          </w:p>
+        </w:tc>
+        <w:tc>
+          <w:tcPr>
+            <w:tcW w:w="7088" w:type="dxa"/>
+          </w:tcPr>
+          <w:p>
+            <w:pPr>
+              <w:spacing w:line="360" w:lineRule="auto"/>
+              <w:rPr>
+                <w:rFonts w:ascii="Times New Roman" w:hAnsi="Times New Roman" w:cs="Times New Roman"/>
+              </w:rPr>
+            </w:pPr>
+          </w:p>
+        </w:tc>
+      </w:tr>
+      <w:tr>
+        <w:tc>
+          <w:tcPr>
+            <w:tcW w:w="2405" w:type="dxa"/>
+          </w:tcPr>
+          <w:p>
+            <w:pPr>
+              <w:spacing w:line="360" w:lineRule="auto"/>
+              <w:rPr>
+                <w:rFonts w:ascii="Times New Roman" w:hAnsi="Times New Roman" w:cs="Times New Roman"/>
+              </w:rPr>
+            </w:pPr>
+            <w:proofErr w:type="spellStart"/>
+            <w:r>
+              <w:rPr>
+                <w:rStyle w:val="ng-star-inserted"/>
+                <w:rFonts w:ascii="Times New Roman" w:hAnsi="Times New Roman" w:cs="Times New Roman"/>
+                <w:b/>
+                <w:bCs/>
+                <w:color w:val="1A1C1E"/>
+                <w:shd w:val="clear" w:color="auto" w:fill="FFFFFF"/>
+              </w:rPr>
+              <w:t>Kelas</w:t>
+            </w:r>
+            <w:proofErr w:type="spellEnd"/>
+            <w:r>
+              <w:rPr>
+                <w:rStyle w:val="ng-star-inserted"/>
+                <w:rFonts w:ascii="Times New Roman" w:hAnsi="Times New Roman" w:cs="Times New Roman"/>
+                <w:b/>
+                <w:bCs/>
+                <w:color w:val="1A1C1E"/>
+                <w:shd w:val="clear" w:color="auto" w:fill="FFFFFF"/>
+              </w:rPr>
+              <w:t xml:space="preserve"> / Fase</w:t>
+            </w:r>
+          </w:p>
+        </w:tc>
+        <w:tc>
+          <w:tcPr>
+            <w:tcW w:w="7088" w:type="dxa"/>
+          </w:tcPr>
+          <w:p>
+            <w:pPr>
+              <w:spacing w:line="360" w:lineRule="auto"/>
+              <w:rPr>
+                <w:rFonts w:ascii="Times New Roman" w:hAnsi="Times New Roman" w:cs="Times New Roman"/>
+              </w:rPr>
+            </w:pPr>
+          </w:p>
+        </w:tc>
+      </w:tr>
+      <w:tr>
+        <w:tc>
+          <w:tcPr>
+            <w:tcW w:w="2405" w:type="dxa"/>
+          </w:tcPr>
+          <w:p>
+            <w:pPr>
+              <w:spacing w:line="360" w:lineRule="auto"/>
+              <w:rPr>
+                <w:rFonts w:ascii="Times New Roman" w:hAnsi="Times New Roman" w:cs="Times New Roman"/>
+              </w:rPr>
+            </w:pPr>
+            <w:r>
+              <w:rPr>
+                <w:rStyle w:val="ng-star-inserted"/>
+                <w:rFonts w:ascii="Times New Roman" w:hAnsi="Times New Roman" w:cs="Times New Roman"/>
+                <w:b/>
+                <w:bCs/>
+                <w:color w:val="1A1C1E"/>
+                <w:shd w:val="clear" w:color="auto" w:fill="FFFFFF"/>
+              </w:rPr>
+              <w:t xml:space="preserve">Materi </w:t>
+            </w:r>
+            <w:proofErr w:type="spellStart"/>
+            <w:r>
+              <w:rPr>
+                <w:rStyle w:val="ng-star-inserted"/>
+                <w:rFonts w:ascii="Times New Roman" w:hAnsi="Times New Roman" w:cs="Times New Roman"/>
+                <w:b/>
+                <w:bCs/>
+                <w:color w:val="1A1C1E"/>
+                <w:shd w:val="clear" w:color="auto" w:fill="FFFFFF"/>
+              </w:rPr>
+              <w:t>Pokok</w:t>
+            </w:r>
+            <w:proofErr w:type="spellEnd"/>
+          </w:p>
+        </w:tc>
+        <w:tc>
+          <w:tcPr>
+            <w:tcW w:w="7088" w:type="dxa"/>
+          </w:tcPr>
+          <w:p>
+            <w:pPr>
+              <w:spacing w:line="360" w:lineRule="auto"/>
+              <w:rPr>
+                <w:rFonts w:ascii="Times New Roman" w:hAnsi="Times New Roman" w:cs="Times New Roman"/>
+              </w:rPr>
+            </w:pPr>
+          </w:p>
+        </w:tc>
+      </w:tr>
+      <w:tr>
+        <w:tc>
+          <w:tcPr>
+            <w:tcW w:w="2405" w:type="dxa"/>
+          </w:tcPr>
+          <w:p>
+            <w:pPr>
+              <w:spacing w:line="360" w:lineRule="auto"/>
+              <w:rPr>
+                <w:rStyle w:val="ng-star-inserted"/>
+                <w:rFonts w:ascii="Times New Roman" w:hAnsi="Times New Roman" w:cs="Times New Roman"/>
+                <w:b/>
+                <w:bCs/>
+                <w:color w:val="1A1C1E"/>
+                <w:shd w:val="clear" w:color="auto" w:fill="FFFFFF"/>
+              </w:rPr>
+            </w:pPr>
+            <w:proofErr w:type="spellStart"/>
+            <w:r>
+              <w:rPr>
+                <w:rStyle w:val="ng-star-inserted"/>
+                <w:rFonts w:ascii="Times New Roman" w:hAnsi="Times New Roman" w:cs="Times New Roman"/>
+                <w:b/>
+                <w:bCs/>
+                <w:color w:val="1A1C1E"/>
+                <w:shd w:val="clear" w:color="auto" w:fill="FFFFFF"/>
+              </w:rPr>
+              <w:t>Alokasi</w:t>
+            </w:r>
+            <w:proofErr w:type="spellEnd"/>
+            <w:r>
+              <w:rPr>
+                <w:rStyle w:val="ng-star-inserted"/>
+                <w:rFonts w:ascii="Times New Roman" w:hAnsi="Times New Roman" w:cs="Times New Roman"/>
+                <w:b/>
+                <w:bCs/>
+                <w:color w:val="1A1C1E"/>
+                <w:shd w:val="clear" w:color="auto" w:fill="FFFFFF"/>
+              </w:rPr>
+              <w:t xml:space="preserve"> Waktu</w:t>
+            </w:r>
+          </w:p>
+        </w:tc>
+        <w:tc>
+          <w:tcPr>
+            <w:tcW w:w="7088" w:type="dxa"/>
+          </w:tcPr>
+          <w:p>
+            <w:pPr>
+              <w:spacing w:line="360" w:lineRule="auto"/>
+              <w:rPr>
+                <w:rFonts w:ascii="Times New Roman" w:hAnsi="Times New Roman" w:cs="Times New Roman"/>
+              </w:rPr>
+            </w:pPr>
+          </w:p>
+        </w:tc>
+      </w:tr>
+      <w:tr>
+        <w:tc>
+          <w:tcPr>
+            <w:tcW w:w="2405" w:type="dxa"/>
+          </w:tcPr>
+          <w:p>
+            <w:pPr>
+              <w:spacing w:line="360" w:lineRule="auto"/>
+              <w:rPr>
+                <w:rStyle w:val="ng-star-inserted"/>
+                <w:rFonts w:ascii="Times New Roman" w:hAnsi="Times New Roman" w:cs="Times New Roman"/>
+                <w:b/>
+                <w:bCs/>
+                <w:color w:val="1A1C1E"/>
+                <w:shd w:val="clear" w:color="auto" w:fill="FFFFFF"/>
+              </w:rPr>
+            </w:pPr>
+            <w:proofErr w:type="spellStart"/>
+            <w:r>
+              <w:rPr>
+                <w:rStyle w:val="ng-star-inserted"/>
+                <w:rFonts w:ascii="Times New Roman" w:hAnsi="Times New Roman" w:cs="Times New Roman"/>
+                <w:b/>
+                <w:bCs/>
+                <w:color w:val="1A1C1E"/>
+                <w:shd w:val="clear" w:color="auto" w:fill="FFFFFF"/>
+              </w:rPr>
+              <w:t>Penyusun</w:t>
+            </w:r>
+            <w:proofErr w:type="spellEnd"/>
+          </w:p>
+        </w:tc>
+        <w:tc>
+          <w:tcPr>
+            <w:tcW w:w="7088" w:type="dxa"/>
+          </w:tcPr>
+          <w:p>
+            <w:pPr>
+              <w:spacing w:line="360" w:lineRule="auto"/>
+              <w:rPr>
+                <w:rFonts w:ascii="Times New Roman" w:hAnsi="Times New Roman" w:cs="Times New Roman"/>
+              </w:rPr>
+            </w:pPr>
+          </w:p>
+        </w:tc>
+      </w:tr>
+    </w:tbl>
     <w:p>
       <w:pPr>
         <w:rPr>
@@ -46,1332 +374,1430 @@
     </w:p>
     <w:p>
       <w:pPr>
-        <w:rPr>
-          <w:rFonts w:ascii="Times New Roman" w:hAnsi="Times New Roman" w:cs="Times New Roman"/>
-          <w:b/>
-          <w:bCs/>
+        <w:shd w:val="clear" w:color="auto" w:fill="FFFFFF"/>
+        <w:spacing w:before="100" w:beforeAutospacing="1" w:after="270" w:line="276" w:lineRule="auto"/>
+        <w:rPr>
+          <w:rFonts w:ascii="Times New Roman" w:eastAsia="Times New Roman" w:hAnsi="Times New Roman" w:cs="Times New Roman"/>
+          <w:color w:val="1A1C1E"/>
+          <w:kern w:val="0"/>
+          <w14:ligatures w14:val="none"/>
         </w:rPr>
       </w:pPr>
       <w:r>
         <w:rPr>
-          <w:rFonts w:ascii="Times New Roman" w:hAnsi="Times New Roman" w:cs="Times New Roman"/>
-          <w:b/>
-          <w:bCs/>
-        </w:rPr>
-        <w:t>IDENTITAS</w:t>
+          <w:rFonts w:ascii="Times New Roman" w:eastAsia="Times New Roman" w:hAnsi="Times New Roman" w:cs="Times New Roman"/>
+          <w:b/>
+          <w:bCs/>
+          <w:color w:val="1A1C1E"/>
+          <w:kern w:val="0"/>
+          <w14:ligatures w14:val="none"/>
+        </w:rPr>
+        <w:t xml:space="preserve">A. </w:t>
+      </w:r>
+      <w:proofErr w:type="spellStart"/>
+      <w:r>
+        <w:rPr>
+          <w:rFonts w:ascii="Times New Roman" w:eastAsia="Times New Roman" w:hAnsi="Times New Roman" w:cs="Times New Roman"/>
+          <w:b/>
+          <w:bCs/>
+          <w:color w:val="1A1C1E"/>
+          <w:kern w:val="0"/>
+          <w14:ligatures w14:val="none"/>
+        </w:rPr>
+        <w:t>Capaian</w:t>
+      </w:r>
+      <w:proofErr w:type="spellEnd"/>
+      <w:r>
+        <w:rPr>
+          <w:rFonts w:ascii="Times New Roman" w:eastAsia="Times New Roman" w:hAnsi="Times New Roman" w:cs="Times New Roman"/>
+          <w:b/>
+          <w:bCs/>
+          <w:color w:val="1A1C1E"/>
+          <w:kern w:val="0"/>
+          <w14:ligatures w14:val="none"/>
+        </w:rPr>
+        <w:t xml:space="preserve"> &amp; Tujuan </w:t>
+      </w:r>
+      <w:proofErr w:type="spellStart"/>
+      <w:r>
+        <w:rPr>
+          <w:rFonts w:ascii="Times New Roman" w:eastAsia="Times New Roman" w:hAnsi="Times New Roman" w:cs="Times New Roman"/>
+          <w:b/>
+          <w:bCs/>
+          <w:color w:val="1A1C1E"/>
+          <w:kern w:val="0"/>
+          <w14:ligatures w14:val="none"/>
+        </w:rPr>
+        <w:t>Pembelajaran</w:t>
+      </w:r>
+      <w:proofErr w:type="spellEnd"/>
+      <w:r>
+        <w:rPr>
+          <w:rFonts w:ascii="Times New Roman" w:eastAsia="Times New Roman" w:hAnsi="Times New Roman" w:cs="Times New Roman"/>
+          <w:color w:val="1A1C1E"/>
+          <w:kern w:val="0"/>
+          <w14:ligatures w14:val="none"/>
+        </w:rPr>
+        <w:br/>
+        <w:t>{#show_capaian_pembelajaran}</w:t>
+      </w:r>
+      <w:r>
+        <w:rPr>
+          <w:rFonts w:ascii="Times New Roman" w:eastAsia="Times New Roman" w:hAnsi="Times New Roman" w:cs="Times New Roman"/>
+          <w:color w:val="1A1C1E"/>
+          <w:kern w:val="0"/>
+          <w14:ligatures w14:val="none"/>
+        </w:rPr>
+        <w:br/>
+      </w:r>
+      <w:r>
+        <w:rPr>
+          <w:rFonts w:ascii="Times New Roman" w:eastAsia="Times New Roman" w:hAnsi="Times New Roman" w:cs="Times New Roman"/>
+          <w:b/>
+          <w:bCs/>
+          <w:color w:val="1A1C1E"/>
+          <w:kern w:val="0"/>
+          <w14:ligatures w14:val="none"/>
+        </w:rPr>
+        <w:t xml:space="preserve">1. </w:t>
+      </w:r>
+      <w:proofErr w:type="spellStart"/>
+      <w:r>
+        <w:rPr>
+          <w:rFonts w:ascii="Times New Roman" w:eastAsia="Times New Roman" w:hAnsi="Times New Roman" w:cs="Times New Roman"/>
+          <w:b/>
+          <w:bCs/>
+          <w:color w:val="1A1C1E"/>
+          <w:kern w:val="0"/>
+          <w14:ligatures w14:val="none"/>
+        </w:rPr>
+        <w:t>Capaian</w:t>
+      </w:r>
+      <w:proofErr w:type="spellEnd"/>
+      <w:r>
+        <w:rPr>
+          <w:rFonts w:ascii="Times New Roman" w:eastAsia="Times New Roman" w:hAnsi="Times New Roman" w:cs="Times New Roman"/>
+          <w:b/>
+          <w:bCs/>
+          <w:color w:val="1A1C1E"/>
+          <w:kern w:val="0"/>
+          <w14:ligatures w14:val="none"/>
+        </w:rPr>
+        <w:t xml:space="preserve"> </w:t>
+      </w:r>
+      <w:proofErr w:type="spellStart"/>
+      <w:r>
+        <w:rPr>
+          <w:rFonts w:ascii="Times New Roman" w:eastAsia="Times New Roman" w:hAnsi="Times New Roman" w:cs="Times New Roman"/>
+          <w:b/>
+          <w:bCs/>
+          <w:color w:val="1A1C1E"/>
+          <w:kern w:val="0"/>
+          <w14:ligatures w14:val="none"/>
+        </w:rPr>
+        <w:t>Pembelajaran</w:t>
+      </w:r>
+      <w:proofErr w:type="spellEnd"/>
+      <w:r>
+        <w:rPr>
+          <w:rFonts w:ascii="Times New Roman" w:eastAsia="Times New Roman" w:hAnsi="Times New Roman" w:cs="Times New Roman"/>
+          <w:b/>
+          <w:bCs/>
+          <w:color w:val="1A1C1E"/>
+          <w:kern w:val="0"/>
+          <w14:ligatures w14:val="none"/>
+        </w:rPr>
+        <w:t xml:space="preserve"> (CP):</w:t>
+      </w:r>
+      <w:r>
+        <w:rPr>
+          <w:rFonts w:ascii="Times New Roman" w:eastAsia="Times New Roman" w:hAnsi="Times New Roman" w:cs="Times New Roman"/>
+          <w:color w:val="1A1C1E"/>
+          <w:kern w:val="0"/>
+          <w14:ligatures w14:val="none"/>
+        </w:rPr>
+        <w:br/>
+        <w:t>{</w:t>
+      </w:r>
+      <w:proofErr w:type="spellStart"/>
+      <w:r>
+        <w:rPr>
+          <w:rFonts w:ascii="Times New Roman" w:eastAsia="Times New Roman" w:hAnsi="Times New Roman" w:cs="Times New Roman"/>
+          <w:color w:val="1A1C1E"/>
+          <w:kern w:val="0"/>
+          <w14:ligatures w14:val="none"/>
+        </w:rPr>
+        <w:t>capaian_pembelajaran</w:t>
+      </w:r>
+      <w:proofErr w:type="spellEnd"/>
+      <w:r>
+        <w:rPr>
+          <w:rFonts w:ascii="Times New Roman" w:eastAsia="Times New Roman" w:hAnsi="Times New Roman" w:cs="Times New Roman"/>
+          <w:color w:val="1A1C1E"/>
+          <w:kern w:val="0"/>
+          <w14:ligatures w14:val="none"/>
+        </w:rPr>
+        <w:t>}</w:t>
+      </w:r>
+      <w:r>
+        <w:rPr>
+          <w:rFonts w:ascii="Times New Roman" w:eastAsia="Times New Roman" w:hAnsi="Times New Roman" w:cs="Times New Roman"/>
+          <w:color w:val="1A1C1E"/>
+          <w:kern w:val="0"/>
+          <w14:ligatures w14:val="none"/>
+        </w:rPr>
+        <w:br/>
+        <w:t>{/</w:t>
+      </w:r>
+      <w:proofErr w:type="spellStart"/>
+      <w:r>
+        <w:rPr>
+          <w:rFonts w:ascii="Times New Roman" w:eastAsia="Times New Roman" w:hAnsi="Times New Roman" w:cs="Times New Roman"/>
+          <w:color w:val="1A1C1E"/>
+          <w:kern w:val="0"/>
+          <w14:ligatures w14:val="none"/>
+        </w:rPr>
+        <w:t>show_capaian_pembelajaran</w:t>
+      </w:r>
+      <w:proofErr w:type="spellEnd"/>
+      <w:r>
+        <w:rPr>
+          <w:rFonts w:ascii="Times New Roman" w:eastAsia="Times New Roman" w:hAnsi="Times New Roman" w:cs="Times New Roman"/>
+          <w:color w:val="1A1C1E"/>
+          <w:kern w:val="0"/>
+          <w14:ligatures w14:val="none"/>
+        </w:rPr>
+        <w:t>}</w:t>
       </w:r>
     </w:p>
     <w:p>
       <w:pPr>
-        <w:rPr>
-          <w:rFonts w:ascii="Times New Roman" w:hAnsi="Times New Roman" w:cs="Times New Roman"/>
+        <w:shd w:val="clear" w:color="auto" w:fill="FFFFFF"/>
+        <w:spacing w:before="100" w:beforeAutospacing="1" w:after="270" w:line="276" w:lineRule="auto"/>
+        <w:rPr>
+          <w:rFonts w:ascii="Times New Roman" w:eastAsia="Times New Roman" w:hAnsi="Times New Roman" w:cs="Times New Roman"/>
+          <w:color w:val="1A1C1E"/>
+          <w:kern w:val="0"/>
+          <w14:ligatures w14:val="none"/>
         </w:rPr>
       </w:pPr>
       <w:r>
         <w:rPr>
-          <w:rFonts w:ascii="Times New Roman" w:hAnsi="Times New Roman" w:cs="Times New Roman"/>
-        </w:rPr>
-        <w:t>- Mata Pelajaran: {</w:t>
-      </w:r>
-      <w:proofErr w:type="spellStart"/>
-      <w:r>
-        <w:rPr>
-          <w:rFonts w:ascii="Times New Roman" w:hAnsi="Times New Roman" w:cs="Times New Roman"/>
-        </w:rPr>
-        <w:t>mata_pelajaran</w:t>
-      </w:r>
-      <w:proofErr w:type="spellEnd"/>
-      <w:r>
-        <w:rPr>
-          <w:rFonts w:ascii="Times New Roman" w:hAnsi="Times New Roman" w:cs="Times New Roman"/>
+          <w:rFonts w:ascii="Times New Roman" w:eastAsia="Times New Roman" w:hAnsi="Times New Roman" w:cs="Times New Roman"/>
+          <w:b/>
+          <w:bCs/>
+          <w:color w:val="1A1C1E"/>
+          <w:kern w:val="0"/>
+          <w14:ligatures w14:val="none"/>
+        </w:rPr>
+        <w:t xml:space="preserve">2. Tujuan </w:t>
+      </w:r>
+      <w:proofErr w:type="spellStart"/>
+      <w:r>
+        <w:rPr>
+          <w:rFonts w:ascii="Times New Roman" w:eastAsia="Times New Roman" w:hAnsi="Times New Roman" w:cs="Times New Roman"/>
+          <w:b/>
+          <w:bCs/>
+          <w:color w:val="1A1C1E"/>
+          <w:kern w:val="0"/>
+          <w14:ligatures w14:val="none"/>
+        </w:rPr>
+        <w:t>Pembelajaran</w:t>
+      </w:r>
+      <w:proofErr w:type="spellEnd"/>
+      <w:r>
+        <w:rPr>
+          <w:rFonts w:ascii="Times New Roman" w:eastAsia="Times New Roman" w:hAnsi="Times New Roman" w:cs="Times New Roman"/>
+          <w:b/>
+          <w:bCs/>
+          <w:color w:val="1A1C1E"/>
+          <w:kern w:val="0"/>
+          <w14:ligatures w14:val="none"/>
+        </w:rPr>
+        <w:t xml:space="preserve"> (TP):</w:t>
+      </w:r>
+      <w:r>
+        <w:rPr>
+          <w:rFonts w:ascii="Times New Roman" w:eastAsia="Times New Roman" w:hAnsi="Times New Roman" w:cs="Times New Roman"/>
+          <w:color w:val="1A1C1E"/>
+          <w:kern w:val="0"/>
+          <w14:ligatures w14:val="none"/>
+        </w:rPr>
+        <w:br/>
+        <w:t>{</w:t>
+      </w:r>
+      <w:proofErr w:type="spellStart"/>
+      <w:r>
+        <w:rPr>
+          <w:rFonts w:ascii="Times New Roman" w:eastAsia="Times New Roman" w:hAnsi="Times New Roman" w:cs="Times New Roman"/>
+          <w:color w:val="1A1C1E"/>
+          <w:kern w:val="0"/>
+          <w14:ligatures w14:val="none"/>
+        </w:rPr>
+        <w:t>tujuan_pembelajaran</w:t>
+      </w:r>
+      <w:proofErr w:type="spellEnd"/>
+      <w:r>
+        <w:rPr>
+          <w:rFonts w:ascii="Times New Roman" w:eastAsia="Times New Roman" w:hAnsi="Times New Roman" w:cs="Times New Roman"/>
+          <w:color w:val="1A1C1E"/>
+          <w:kern w:val="0"/>
+          <w14:ligatures w14:val="none"/>
         </w:rPr>
         <w:t>}</w:t>
       </w:r>
     </w:p>
     <w:p>
       <w:pPr>
-        <w:rPr>
-          <w:rFonts w:ascii="Times New Roman" w:hAnsi="Times New Roman" w:cs="Times New Roman"/>
+        <w:shd w:val="clear" w:color="auto" w:fill="FFFFFF"/>
+        <w:spacing w:before="100" w:beforeAutospacing="1" w:after="270" w:line="276" w:lineRule="auto"/>
+        <w:rPr>
+          <w:rFonts w:ascii="Times New Roman" w:eastAsia="Times New Roman" w:hAnsi="Times New Roman" w:cs="Times New Roman"/>
+          <w:color w:val="1A1C1E"/>
+          <w:kern w:val="0"/>
+          <w14:ligatures w14:val="none"/>
         </w:rPr>
       </w:pPr>
       <w:r>
         <w:rPr>
-          <w:rFonts w:ascii="Times New Roman" w:hAnsi="Times New Roman" w:cs="Times New Roman"/>
-        </w:rPr>
-        <w:t xml:space="preserve">- </w:t>
-      </w:r>
-      <w:proofErr w:type="spellStart"/>
-      <w:r>
-        <w:rPr>
-          <w:rFonts w:ascii="Times New Roman" w:hAnsi="Times New Roman" w:cs="Times New Roman"/>
-        </w:rPr>
-        <w:t>Kelas</w:t>
-      </w:r>
-      <w:proofErr w:type="spellEnd"/>
-      <w:r>
-        <w:rPr>
-          <w:rFonts w:ascii="Times New Roman" w:hAnsi="Times New Roman" w:cs="Times New Roman"/>
-        </w:rPr>
-        <w:t>/Fase: {</w:t>
-      </w:r>
-      <w:proofErr w:type="spellStart"/>
-      <w:r>
-        <w:rPr>
-          <w:rFonts w:ascii="Times New Roman" w:hAnsi="Times New Roman" w:cs="Times New Roman"/>
-        </w:rPr>
-        <w:t>kelas_fase</w:t>
-      </w:r>
-      <w:proofErr w:type="spellEnd"/>
-      <w:r>
-        <w:rPr>
-          <w:rFonts w:ascii="Times New Roman" w:hAnsi="Times New Roman" w:cs="Times New Roman"/>
+          <w:rFonts w:ascii="Times New Roman" w:eastAsia="Times New Roman" w:hAnsi="Times New Roman" w:cs="Times New Roman"/>
+          <w:color w:val="1A1C1E"/>
+          <w:kern w:val="0"/>
+          <w14:ligatures w14:val="none"/>
+        </w:rPr>
+        <w:t>{#show_dimensi_profil_lulusan}</w:t>
+      </w:r>
+      <w:r>
+        <w:rPr>
+          <w:rFonts w:ascii="Times New Roman" w:eastAsia="Times New Roman" w:hAnsi="Times New Roman" w:cs="Times New Roman"/>
+          <w:color w:val="1A1C1E"/>
+          <w:kern w:val="0"/>
+          <w14:ligatures w14:val="none"/>
+        </w:rPr>
+        <w:br/>
+      </w:r>
+      <w:r>
+        <w:rPr>
+          <w:rFonts w:ascii="Times New Roman" w:eastAsia="Times New Roman" w:hAnsi="Times New Roman" w:cs="Times New Roman"/>
+          <w:b/>
+          <w:bCs/>
+          <w:color w:val="1A1C1E"/>
+          <w:kern w:val="0"/>
+          <w14:ligatures w14:val="none"/>
+        </w:rPr>
+        <w:t xml:space="preserve">3. </w:t>
+      </w:r>
+      <w:proofErr w:type="spellStart"/>
+      <w:r>
+        <w:rPr>
+          <w:rFonts w:ascii="Times New Roman" w:eastAsia="Times New Roman" w:hAnsi="Times New Roman" w:cs="Times New Roman"/>
+          <w:b/>
+          <w:bCs/>
+          <w:color w:val="1A1C1E"/>
+          <w:kern w:val="0"/>
+          <w14:ligatures w14:val="none"/>
+        </w:rPr>
+        <w:t>Profil</w:t>
+      </w:r>
+      <w:proofErr w:type="spellEnd"/>
+      <w:r>
+        <w:rPr>
+          <w:rFonts w:ascii="Times New Roman" w:eastAsia="Times New Roman" w:hAnsi="Times New Roman" w:cs="Times New Roman"/>
+          <w:b/>
+          <w:bCs/>
+          <w:color w:val="1A1C1E"/>
+          <w:kern w:val="0"/>
+          <w14:ligatures w14:val="none"/>
+        </w:rPr>
+        <w:t xml:space="preserve"> Pelajar Pancasila:</w:t>
+      </w:r>
+      <w:r>
+        <w:rPr>
+          <w:rFonts w:ascii="Times New Roman" w:eastAsia="Times New Roman" w:hAnsi="Times New Roman" w:cs="Times New Roman"/>
+          <w:color w:val="1A1C1E"/>
+          <w:kern w:val="0"/>
+          <w14:ligatures w14:val="none"/>
+        </w:rPr>
+        <w:br/>
+        <w:t>{</w:t>
+      </w:r>
+      <w:proofErr w:type="spellStart"/>
+      <w:r>
+        <w:rPr>
+          <w:rFonts w:ascii="Times New Roman" w:eastAsia="Times New Roman" w:hAnsi="Times New Roman" w:cs="Times New Roman"/>
+          <w:color w:val="1A1C1E"/>
+          <w:kern w:val="0"/>
+          <w14:ligatures w14:val="none"/>
+        </w:rPr>
+        <w:t>dimensi_profil_lulusan</w:t>
+      </w:r>
+      <w:proofErr w:type="spellEnd"/>
+      <w:r>
+        <w:rPr>
+          <w:rFonts w:ascii="Times New Roman" w:eastAsia="Times New Roman" w:hAnsi="Times New Roman" w:cs="Times New Roman"/>
+          <w:color w:val="1A1C1E"/>
+          <w:kern w:val="0"/>
+          <w14:ligatures w14:val="none"/>
+        </w:rPr>
+        <w:t>}</w:t>
+      </w:r>
+      <w:r>
+        <w:rPr>
+          <w:rFonts w:ascii="Times New Roman" w:eastAsia="Times New Roman" w:hAnsi="Times New Roman" w:cs="Times New Roman"/>
+          <w:color w:val="1A1C1E"/>
+          <w:kern w:val="0"/>
+          <w14:ligatures w14:val="none"/>
+        </w:rPr>
+        <w:br/>
+        <w:t>{/</w:t>
+      </w:r>
+      <w:proofErr w:type="spellStart"/>
+      <w:r>
+        <w:rPr>
+          <w:rFonts w:ascii="Times New Roman" w:eastAsia="Times New Roman" w:hAnsi="Times New Roman" w:cs="Times New Roman"/>
+          <w:color w:val="1A1C1E"/>
+          <w:kern w:val="0"/>
+          <w14:ligatures w14:val="none"/>
+        </w:rPr>
+        <w:t>show_dimensi_profil_lulusan</w:t>
+      </w:r>
+      <w:proofErr w:type="spellEnd"/>
+      <w:r>
+        <w:rPr>
+          <w:rFonts w:ascii="Times New Roman" w:eastAsia="Times New Roman" w:hAnsi="Times New Roman" w:cs="Times New Roman"/>
+          <w:color w:val="1A1C1E"/>
+          <w:kern w:val="0"/>
+          <w14:ligatures w14:val="none"/>
         </w:rPr>
         <w:t>}</w:t>
       </w:r>
     </w:p>
     <w:p>
       <w:pPr>
-        <w:rPr>
-          <w:rFonts w:ascii="Times New Roman" w:hAnsi="Times New Roman" w:cs="Times New Roman"/>
+        <w:shd w:val="clear" w:color="auto" w:fill="FFFFFF"/>
+        <w:spacing w:before="100" w:beforeAutospacing="1" w:after="270" w:line="276" w:lineRule="auto"/>
+        <w:rPr>
+          <w:rFonts w:ascii="Times New Roman" w:eastAsia="Times New Roman" w:hAnsi="Times New Roman" w:cs="Times New Roman"/>
+          <w:color w:val="1A1C1E"/>
+          <w:kern w:val="0"/>
+          <w14:ligatures w14:val="none"/>
         </w:rPr>
       </w:pPr>
       <w:r>
         <w:rPr>
-          <w:rFonts w:ascii="Times New Roman" w:hAnsi="Times New Roman" w:cs="Times New Roman"/>
-        </w:rPr>
-        <w:t>- Materi: {</w:t>
-      </w:r>
-      <w:proofErr w:type="spellStart"/>
-      <w:r>
-        <w:rPr>
-          <w:rFonts w:ascii="Times New Roman" w:hAnsi="Times New Roman" w:cs="Times New Roman"/>
-        </w:rPr>
-        <w:t>materi</w:t>
-      </w:r>
-      <w:proofErr w:type="spellEnd"/>
-      <w:r>
-        <w:rPr>
-          <w:rFonts w:ascii="Times New Roman" w:hAnsi="Times New Roman" w:cs="Times New Roman"/>
+          <w:rFonts w:ascii="Times New Roman" w:eastAsia="Times New Roman" w:hAnsi="Times New Roman" w:cs="Times New Roman"/>
+          <w:color w:val="1A1C1E"/>
+          <w:kern w:val="0"/>
+          <w14:ligatures w14:val="none"/>
+        </w:rPr>
+        <w:t>{#show_lintas_disiplin_ilmu}</w:t>
+      </w:r>
+      <w:r>
+        <w:rPr>
+          <w:rFonts w:ascii="Times New Roman" w:eastAsia="Times New Roman" w:hAnsi="Times New Roman" w:cs="Times New Roman"/>
+          <w:color w:val="1A1C1E"/>
+          <w:kern w:val="0"/>
+          <w14:ligatures w14:val="none"/>
+        </w:rPr>
+        <w:br/>
+      </w:r>
+      <w:r>
+        <w:rPr>
+          <w:rFonts w:ascii="Times New Roman" w:eastAsia="Times New Roman" w:hAnsi="Times New Roman" w:cs="Times New Roman"/>
+          <w:b/>
+          <w:bCs/>
+          <w:color w:val="1A1C1E"/>
+          <w:kern w:val="0"/>
+          <w14:ligatures w14:val="none"/>
+        </w:rPr>
+        <w:t xml:space="preserve">4. Lintas </w:t>
+      </w:r>
+      <w:proofErr w:type="spellStart"/>
+      <w:r>
+        <w:rPr>
+          <w:rFonts w:ascii="Times New Roman" w:eastAsia="Times New Roman" w:hAnsi="Times New Roman" w:cs="Times New Roman"/>
+          <w:b/>
+          <w:bCs/>
+          <w:color w:val="1A1C1E"/>
+          <w:kern w:val="0"/>
+          <w14:ligatures w14:val="none"/>
+        </w:rPr>
+        <w:t>Disiplin</w:t>
+      </w:r>
+      <w:proofErr w:type="spellEnd"/>
+      <w:r>
+        <w:rPr>
+          <w:rFonts w:ascii="Times New Roman" w:eastAsia="Times New Roman" w:hAnsi="Times New Roman" w:cs="Times New Roman"/>
+          <w:b/>
+          <w:bCs/>
+          <w:color w:val="1A1C1E"/>
+          <w:kern w:val="0"/>
+          <w14:ligatures w14:val="none"/>
+        </w:rPr>
+        <w:t xml:space="preserve"> </w:t>
+      </w:r>
+      <w:proofErr w:type="spellStart"/>
+      <w:r>
+        <w:rPr>
+          <w:rFonts w:ascii="Times New Roman" w:eastAsia="Times New Roman" w:hAnsi="Times New Roman" w:cs="Times New Roman"/>
+          <w:b/>
+          <w:bCs/>
+          <w:color w:val="1A1C1E"/>
+          <w:kern w:val="0"/>
+          <w14:ligatures w14:val="none"/>
+        </w:rPr>
+        <w:t>Ilmu</w:t>
+      </w:r>
+      <w:proofErr w:type="spellEnd"/>
+      <w:r>
+        <w:rPr>
+          <w:rFonts w:ascii="Times New Roman" w:eastAsia="Times New Roman" w:hAnsi="Times New Roman" w:cs="Times New Roman"/>
+          <w:b/>
+          <w:bCs/>
+          <w:color w:val="1A1C1E"/>
+          <w:kern w:val="0"/>
+          <w14:ligatures w14:val="none"/>
+        </w:rPr>
+        <w:t>:</w:t>
+      </w:r>
+      <w:r>
+        <w:rPr>
+          <w:rFonts w:ascii="Times New Roman" w:eastAsia="Times New Roman" w:hAnsi="Times New Roman" w:cs="Times New Roman"/>
+          <w:color w:val="1A1C1E"/>
+          <w:kern w:val="0"/>
+          <w14:ligatures w14:val="none"/>
+        </w:rPr>
+        <w:br/>
+        <w:t>{</w:t>
+      </w:r>
+      <w:proofErr w:type="spellStart"/>
+      <w:r>
+        <w:rPr>
+          <w:rFonts w:ascii="Times New Roman" w:eastAsia="Times New Roman" w:hAnsi="Times New Roman" w:cs="Times New Roman"/>
+          <w:color w:val="1A1C1E"/>
+          <w:kern w:val="0"/>
+          <w14:ligatures w14:val="none"/>
+        </w:rPr>
+        <w:t>lintas_disiplin_ilmu</w:t>
+      </w:r>
+      <w:proofErr w:type="spellEnd"/>
+      <w:r>
+        <w:rPr>
+          <w:rFonts w:ascii="Times New Roman" w:eastAsia="Times New Roman" w:hAnsi="Times New Roman" w:cs="Times New Roman"/>
+          <w:color w:val="1A1C1E"/>
+          <w:kern w:val="0"/>
+          <w14:ligatures w14:val="none"/>
+        </w:rPr>
+        <w:t>}</w:t>
+      </w:r>
+      <w:r>
+        <w:rPr>
+          <w:rFonts w:ascii="Times New Roman" w:eastAsia="Times New Roman" w:hAnsi="Times New Roman" w:cs="Times New Roman"/>
+          <w:color w:val="1A1C1E"/>
+          <w:kern w:val="0"/>
+          <w14:ligatures w14:val="none"/>
+        </w:rPr>
+        <w:br/>
+        <w:t>{/</w:t>
+      </w:r>
+      <w:proofErr w:type="spellStart"/>
+      <w:r>
+        <w:rPr>
+          <w:rFonts w:ascii="Times New Roman" w:eastAsia="Times New Roman" w:hAnsi="Times New Roman" w:cs="Times New Roman"/>
+          <w:color w:val="1A1C1E"/>
+          <w:kern w:val="0"/>
+          <w14:ligatures w14:val="none"/>
+        </w:rPr>
+        <w:t>show_lintas_disiplin_ilmu</w:t>
+      </w:r>
+      <w:proofErr w:type="spellEnd"/>
+      <w:r>
+        <w:rPr>
+          <w:rFonts w:ascii="Times New Roman" w:eastAsia="Times New Roman" w:hAnsi="Times New Roman" w:cs="Times New Roman"/>
+          <w:color w:val="1A1C1E"/>
+          <w:kern w:val="0"/>
+          <w14:ligatures w14:val="none"/>
         </w:rPr>
         <w:t>}</w:t>
       </w:r>
     </w:p>
     <w:p>
       <w:pPr>
-        <w:rPr>
-          <w:rFonts w:ascii="Times New Roman" w:hAnsi="Times New Roman" w:cs="Times New Roman"/>
+        <w:shd w:val="clear" w:color="auto" w:fill="FFFFFF"/>
+        <w:spacing w:before="100" w:beforeAutospacing="1" w:after="270" w:line="276" w:lineRule="auto"/>
+        <w:rPr>
+          <w:rFonts w:ascii="Times New Roman" w:eastAsia="Times New Roman" w:hAnsi="Times New Roman" w:cs="Times New Roman"/>
+          <w:color w:val="1A1C1E"/>
+          <w:kern w:val="0"/>
+          <w14:ligatures w14:val="none"/>
         </w:rPr>
       </w:pPr>
       <w:r>
         <w:rPr>
-          <w:rFonts w:ascii="Times New Roman" w:hAnsi="Times New Roman" w:cs="Times New Roman"/>
-        </w:rPr>
-        <w:t xml:space="preserve">- </w:t>
-      </w:r>
-      <w:proofErr w:type="spellStart"/>
-      <w:r>
-        <w:rPr>
-          <w:rFonts w:ascii="Times New Roman" w:hAnsi="Times New Roman" w:cs="Times New Roman"/>
-        </w:rPr>
-        <w:t>Alokasi</w:t>
-      </w:r>
-      <w:proofErr w:type="spellEnd"/>
-      <w:r>
-        <w:rPr>
-          <w:rFonts w:ascii="Times New Roman" w:hAnsi="Times New Roman" w:cs="Times New Roman"/>
-        </w:rPr>
-        <w:t xml:space="preserve"> Waktu: {</w:t>
-      </w:r>
-      <w:proofErr w:type="spellStart"/>
-      <w:r>
-        <w:rPr>
-          <w:rFonts w:ascii="Times New Roman" w:hAnsi="Times New Roman" w:cs="Times New Roman"/>
-        </w:rPr>
-        <w:t>alokasi_waktu</w:t>
-      </w:r>
-      <w:proofErr w:type="spellEnd"/>
-      <w:r>
-        <w:rPr>
-          <w:rFonts w:ascii="Times New Roman" w:hAnsi="Times New Roman" w:cs="Times New Roman"/>
+          <w:rFonts w:ascii="Times New Roman" w:eastAsia="Times New Roman" w:hAnsi="Times New Roman" w:cs="Times New Roman"/>
+          <w:b/>
+          <w:bCs/>
+          <w:color w:val="1A1C1E"/>
+          <w:kern w:val="0"/>
+          <w14:ligatures w14:val="none"/>
+        </w:rPr>
+        <w:t xml:space="preserve">5. </w:t>
+      </w:r>
+      <w:proofErr w:type="spellStart"/>
+      <w:r>
+        <w:rPr>
+          <w:rFonts w:ascii="Times New Roman" w:eastAsia="Times New Roman" w:hAnsi="Times New Roman" w:cs="Times New Roman"/>
+          <w:b/>
+          <w:bCs/>
+          <w:color w:val="1A1C1E"/>
+          <w:kern w:val="0"/>
+          <w14:ligatures w14:val="none"/>
+        </w:rPr>
+        <w:t>Pendekatan</w:t>
+      </w:r>
+      <w:proofErr w:type="spellEnd"/>
+      <w:r>
+        <w:rPr>
+          <w:rFonts w:ascii="Times New Roman" w:eastAsia="Times New Roman" w:hAnsi="Times New Roman" w:cs="Times New Roman"/>
+          <w:b/>
+          <w:bCs/>
+          <w:color w:val="1A1C1E"/>
+          <w:kern w:val="0"/>
+          <w14:ligatures w14:val="none"/>
+        </w:rPr>
+        <w:t xml:space="preserve"> &amp; Metode:</w:t>
+      </w:r>
+      <w:r>
+        <w:rPr>
+          <w:rFonts w:ascii="Times New Roman" w:eastAsia="Times New Roman" w:hAnsi="Times New Roman" w:cs="Times New Roman"/>
+          <w:color w:val="1A1C1E"/>
+          <w:kern w:val="0"/>
+          <w14:ligatures w14:val="none"/>
+        </w:rPr>
+        <w:br/>
+        <w:t>{</w:t>
+      </w:r>
+      <w:proofErr w:type="spellStart"/>
+      <w:r>
+        <w:rPr>
+          <w:rFonts w:ascii="Times New Roman" w:eastAsia="Times New Roman" w:hAnsi="Times New Roman" w:cs="Times New Roman"/>
+          <w:color w:val="1A1C1E"/>
+          <w:kern w:val="0"/>
+          <w14:ligatures w14:val="none"/>
+        </w:rPr>
+        <w:t>praktik_pedagogis</w:t>
+      </w:r>
+      <w:proofErr w:type="spellEnd"/>
+      <w:r>
+        <w:rPr>
+          <w:rFonts w:ascii="Times New Roman" w:eastAsia="Times New Roman" w:hAnsi="Times New Roman" w:cs="Times New Roman"/>
+          <w:color w:val="1A1C1E"/>
+          <w:kern w:val="0"/>
+          <w14:ligatures w14:val="none"/>
         </w:rPr>
         <w:t>}</w:t>
       </w:r>
     </w:p>
     <w:p>
       <w:pPr>
-        <w:rPr>
-          <w:rFonts w:ascii="Times New Roman" w:hAnsi="Times New Roman" w:cs="Times New Roman"/>
-        </w:rPr>
-      </w:pPr>
-      <w:r>
-        <w:rPr>
-          <w:rFonts w:ascii="Times New Roman" w:hAnsi="Times New Roman" w:cs="Times New Roman"/>
-        </w:rPr>
-        <w:t>{#show_peserta_didik}</w:t>
-      </w:r>
-    </w:p>
-    <w:p>
-      <w:pPr>
-        <w:rPr>
-          <w:rFonts w:ascii="Times New Roman" w:hAnsi="Times New Roman" w:cs="Times New Roman"/>
-        </w:rPr>
-      </w:pPr>
-      <w:r>
-        <w:rPr>
-          <w:rFonts w:ascii="Times New Roman" w:hAnsi="Times New Roman" w:cs="Times New Roman"/>
-        </w:rPr>
-        <w:t xml:space="preserve">- </w:t>
-      </w:r>
-      <w:proofErr w:type="spellStart"/>
-      <w:r>
-        <w:rPr>
-          <w:rFonts w:ascii="Times New Roman" w:hAnsi="Times New Roman" w:cs="Times New Roman"/>
-        </w:rPr>
-        <w:t>Peserta</w:t>
-      </w:r>
-      <w:proofErr w:type="spellEnd"/>
-      <w:r>
-        <w:rPr>
-          <w:rFonts w:ascii="Times New Roman" w:hAnsi="Times New Roman" w:cs="Times New Roman"/>
-        </w:rPr>
-        <w:t xml:space="preserve"> Didik: {</w:t>
-      </w:r>
-      <w:proofErr w:type="spellStart"/>
-      <w:r>
-        <w:rPr>
-          <w:rFonts w:ascii="Times New Roman" w:hAnsi="Times New Roman" w:cs="Times New Roman"/>
-        </w:rPr>
-        <w:t>peserta_didik</w:t>
-      </w:r>
-      <w:proofErr w:type="spellEnd"/>
-      <w:r>
-        <w:rPr>
-          <w:rFonts w:ascii="Times New Roman" w:hAnsi="Times New Roman" w:cs="Times New Roman"/>
-        </w:rPr>
-        <w:t>}</w:t>
-      </w:r>
-    </w:p>
-    <w:p>
-      <w:pPr>
-        <w:rPr>
-          <w:rFonts w:ascii="Times New Roman" w:hAnsi="Times New Roman" w:cs="Times New Roman"/>
-        </w:rPr>
-      </w:pPr>
-      <w:r>
-        <w:rPr>
-          <w:rFonts w:ascii="Times New Roman" w:hAnsi="Times New Roman" w:cs="Times New Roman"/>
-        </w:rPr>
-        <w:t>{/</w:t>
-      </w:r>
-      <w:proofErr w:type="spellStart"/>
-      <w:r>
-        <w:rPr>
-          <w:rFonts w:ascii="Times New Roman" w:hAnsi="Times New Roman" w:cs="Times New Roman"/>
-        </w:rPr>
-        <w:t>show_peserta_didik</w:t>
-      </w:r>
-      <w:proofErr w:type="spellEnd"/>
-      <w:r>
-        <w:rPr>
-          <w:rFonts w:ascii="Times New Roman" w:hAnsi="Times New Roman" w:cs="Times New Roman"/>
-        </w:rPr>
-        <w:t>}</w:t>
-      </w:r>
-    </w:p>
-    <w:p>
-      <w:pPr>
-        <w:rPr>
-          <w:rFonts w:ascii="Times New Roman" w:hAnsi="Times New Roman" w:cs="Times New Roman"/>
+        <w:spacing w:before="240" w:after="240" w:line="276" w:lineRule="auto"/>
+        <w:rPr>
+          <w:rFonts w:ascii="Times New Roman" w:eastAsia="Times New Roman" w:hAnsi="Times New Roman" w:cs="Times New Roman"/>
+          <w:kern w:val="0"/>
+          <w14:ligatures w14:val="none"/>
         </w:rPr>
       </w:pPr>
     </w:p>
     <w:p>
       <w:pPr>
-        <w:rPr>
-          <w:rFonts w:ascii="Times New Roman" w:hAnsi="Times New Roman" w:cs="Times New Roman"/>
-          <w:b/>
-          <w:bCs/>
+        <w:spacing w:before="240" w:after="240" w:line="276" w:lineRule="auto"/>
+        <w:rPr>
+          <w:rFonts w:ascii="Times New Roman" w:eastAsia="Times New Roman" w:hAnsi="Times New Roman" w:cs="Times New Roman"/>
+          <w:kern w:val="0"/>
+          <w14:ligatures w14:val="none"/>
         </w:rPr>
       </w:pPr>
       <w:r>
         <w:rPr>
-          <w:rFonts w:ascii="Times New Roman" w:hAnsi="Times New Roman" w:cs="Times New Roman"/>
-          <w:b/>
-          <w:bCs/>
-        </w:rPr>
-        <w:t>IDENTIFIKASI</w:t>
+          <w:rFonts w:ascii="Times New Roman" w:eastAsia="Times New Roman" w:hAnsi="Times New Roman" w:cs="Times New Roman"/>
+          <w:kern w:val="0"/>
+          <w14:ligatures w14:val="none"/>
+        </w:rPr>
+        <w:t>{#langkah_pembelajaran}</w:t>
       </w:r>
     </w:p>
     <w:p>
       <w:pPr>
-        <w:rPr>
-          <w:rFonts w:ascii="Times New Roman" w:hAnsi="Times New Roman" w:cs="Times New Roman"/>
+        <w:spacing w:before="240" w:after="240" w:line="276" w:lineRule="auto"/>
+        <w:rPr>
+          <w:rFonts w:ascii="Times New Roman" w:eastAsia="Times New Roman" w:hAnsi="Times New Roman" w:cs="Times New Roman"/>
+          <w:kern w:val="0"/>
+          <w14:ligatures w14:val="none"/>
         </w:rPr>
       </w:pPr>
       <w:r>
         <w:rPr>
-          <w:rFonts w:ascii="Times New Roman" w:hAnsi="Times New Roman" w:cs="Times New Roman"/>
-        </w:rPr>
-        <w:t>{#show_capaian_pembelajaran}</w:t>
+          <w:rFonts w:ascii="Times New Roman" w:eastAsia="Times New Roman" w:hAnsi="Times New Roman" w:cs="Times New Roman"/>
+          <w:kern w:val="0"/>
+          <w14:ligatures w14:val="none"/>
+        </w:rPr>
+        <w:t>PERTEMUAN KE-{</w:t>
+      </w:r>
+      <w:proofErr w:type="spellStart"/>
+      <w:r>
+        <w:rPr>
+          <w:rFonts w:ascii="Times New Roman" w:eastAsia="Times New Roman" w:hAnsi="Times New Roman" w:cs="Times New Roman"/>
+          <w:kern w:val="0"/>
+          <w14:ligatures w14:val="none"/>
+        </w:rPr>
+        <w:t>pertemuan_ke</w:t>
+      </w:r>
+      <w:proofErr w:type="spellEnd"/>
+      <w:r>
+        <w:rPr>
+          <w:rFonts w:ascii="Times New Roman" w:eastAsia="Times New Roman" w:hAnsi="Times New Roman" w:cs="Times New Roman"/>
+          <w:kern w:val="0"/>
+          <w14:ligatures w14:val="none"/>
+        </w:rPr>
+        <w:t>}</w:t>
       </w:r>
     </w:p>
     <w:p>
       <w:pPr>
-        <w:rPr>
-          <w:rFonts w:ascii="Times New Roman" w:hAnsi="Times New Roman" w:cs="Times New Roman"/>
-        </w:rPr>
-      </w:pPr>
-      <w:r>
-        <w:rPr>
-          <w:rFonts w:ascii="Times New Roman" w:hAnsi="Times New Roman" w:cs="Times New Roman"/>
-        </w:rPr>
-        <w:t xml:space="preserve">- </w:t>
-      </w:r>
-      <w:proofErr w:type="spellStart"/>
-      <w:r>
-        <w:rPr>
-          <w:rFonts w:ascii="Times New Roman" w:hAnsi="Times New Roman" w:cs="Times New Roman"/>
-        </w:rPr>
-        <w:t>Capaian</w:t>
-      </w:r>
-      <w:proofErr w:type="spellEnd"/>
-      <w:r>
-        <w:rPr>
-          <w:rFonts w:ascii="Times New Roman" w:hAnsi="Times New Roman" w:cs="Times New Roman"/>
-        </w:rPr>
-        <w:t xml:space="preserve"> </w:t>
-      </w:r>
-      <w:proofErr w:type="spellStart"/>
-      <w:r>
-        <w:rPr>
-          <w:rFonts w:ascii="Times New Roman" w:hAnsi="Times New Roman" w:cs="Times New Roman"/>
-        </w:rPr>
-        <w:t>Pembelajaran</w:t>
-      </w:r>
-      <w:proofErr w:type="spellEnd"/>
-      <w:r>
-        <w:rPr>
-          <w:rFonts w:ascii="Times New Roman" w:hAnsi="Times New Roman" w:cs="Times New Roman"/>
-        </w:rPr>
-        <w:t>: {</w:t>
-      </w:r>
-      <w:proofErr w:type="spellStart"/>
-      <w:r>
-        <w:rPr>
-          <w:rFonts w:ascii="Times New Roman" w:hAnsi="Times New Roman" w:cs="Times New Roman"/>
-        </w:rPr>
-        <w:t>capaian_pembelajaran</w:t>
-      </w:r>
-      <w:proofErr w:type="spellEnd"/>
-      <w:r>
-        <w:rPr>
-          <w:rFonts w:ascii="Times New Roman" w:hAnsi="Times New Roman" w:cs="Times New Roman"/>
-        </w:rPr>
-        <w:t>}</w:t>
-      </w:r>
-    </w:p>
-    <w:p>
-      <w:pPr>
-        <w:rPr>
-          <w:rFonts w:ascii="Times New Roman" w:hAnsi="Times New Roman" w:cs="Times New Roman"/>
-        </w:rPr>
-      </w:pPr>
-      <w:r>
-        <w:rPr>
-          <w:rFonts w:ascii="Times New Roman" w:hAnsi="Times New Roman" w:cs="Times New Roman"/>
-        </w:rPr>
-        <w:t>{/</w:t>
-      </w:r>
-      <w:proofErr w:type="spellStart"/>
-      <w:r>
-        <w:rPr>
-          <w:rFonts w:ascii="Times New Roman" w:hAnsi="Times New Roman" w:cs="Times New Roman"/>
-        </w:rPr>
-        <w:t>show_capaian_pembelajaran</w:t>
-      </w:r>
-      <w:proofErr w:type="spellEnd"/>
-      <w:r>
-        <w:rPr>
-          <w:rFonts w:ascii="Times New Roman" w:hAnsi="Times New Roman" w:cs="Times New Roman"/>
-        </w:rPr>
-        <w:t>}</w:t>
-      </w:r>
-    </w:p>
-    <w:p>
-      <w:pPr>
-        <w:rPr>
-          <w:rFonts w:ascii="Times New Roman" w:hAnsi="Times New Roman" w:cs="Times New Roman"/>
-        </w:rPr>
-      </w:pPr>
-      <w:r>
-        <w:rPr>
-          <w:rFonts w:ascii="Times New Roman" w:hAnsi="Times New Roman" w:cs="Times New Roman"/>
-        </w:rPr>
-        <w:t>{#show_dimensi_profil_lulusan}</w:t>
-      </w:r>
-    </w:p>
-    <w:p>
-      <w:pPr>
-        <w:rPr>
-          <w:rFonts w:ascii="Times New Roman" w:hAnsi="Times New Roman" w:cs="Times New Roman"/>
-        </w:rPr>
-      </w:pPr>
-      <w:r>
-        <w:rPr>
-          <w:rFonts w:ascii="Times New Roman" w:hAnsi="Times New Roman" w:cs="Times New Roman"/>
-        </w:rPr>
-        <w:t xml:space="preserve">- </w:t>
-      </w:r>
-      <w:proofErr w:type="spellStart"/>
-      <w:r>
-        <w:rPr>
-          <w:rFonts w:ascii="Times New Roman" w:hAnsi="Times New Roman" w:cs="Times New Roman"/>
-        </w:rPr>
-        <w:t>Dimensi</w:t>
-      </w:r>
-      <w:proofErr w:type="spellEnd"/>
-      <w:r>
-        <w:rPr>
-          <w:rFonts w:ascii="Times New Roman" w:hAnsi="Times New Roman" w:cs="Times New Roman"/>
-        </w:rPr>
-        <w:t xml:space="preserve"> </w:t>
-      </w:r>
-      <w:proofErr w:type="spellStart"/>
-      <w:r>
-        <w:rPr>
-          <w:rFonts w:ascii="Times New Roman" w:hAnsi="Times New Roman" w:cs="Times New Roman"/>
-        </w:rPr>
-        <w:t>Profil</w:t>
-      </w:r>
-      <w:proofErr w:type="spellEnd"/>
-      <w:r>
-        <w:rPr>
-          <w:rFonts w:ascii="Times New Roman" w:hAnsi="Times New Roman" w:cs="Times New Roman"/>
-        </w:rPr>
-        <w:t xml:space="preserve"> </w:t>
-      </w:r>
-      <w:proofErr w:type="spellStart"/>
-      <w:r>
-        <w:rPr>
-          <w:rFonts w:ascii="Times New Roman" w:hAnsi="Times New Roman" w:cs="Times New Roman"/>
-        </w:rPr>
-        <w:t>Lulusan</w:t>
-      </w:r>
-      <w:proofErr w:type="spellEnd"/>
-      <w:r>
-        <w:rPr>
-          <w:rFonts w:ascii="Times New Roman" w:hAnsi="Times New Roman" w:cs="Times New Roman"/>
-        </w:rPr>
-        <w:t>: {</w:t>
-      </w:r>
-      <w:proofErr w:type="spellStart"/>
-      <w:r>
-        <w:rPr>
-          <w:rFonts w:ascii="Times New Roman" w:hAnsi="Times New Roman" w:cs="Times New Roman"/>
-        </w:rPr>
-        <w:t>dimensi_profil_lulusan</w:t>
-      </w:r>
-      <w:proofErr w:type="spellEnd"/>
-      <w:r>
-        <w:rPr>
-          <w:rFonts w:ascii="Times New Roman" w:hAnsi="Times New Roman" w:cs="Times New Roman"/>
-        </w:rPr>
-        <w:t>}</w:t>
-      </w:r>
-    </w:p>
-    <w:p>
-      <w:pPr>
-        <w:rPr>
-          <w:rFonts w:ascii="Times New Roman" w:hAnsi="Times New Roman" w:cs="Times New Roman"/>
-        </w:rPr>
-      </w:pPr>
-      <w:r>
-        <w:rPr>
-          <w:rFonts w:ascii="Times New Roman" w:hAnsi="Times New Roman" w:cs="Times New Roman"/>
-        </w:rPr>
-        <w:t>{/</w:t>
-      </w:r>
-      <w:proofErr w:type="spellStart"/>
-      <w:r>
-        <w:rPr>
-          <w:rFonts w:ascii="Times New Roman" w:hAnsi="Times New Roman" w:cs="Times New Roman"/>
-        </w:rPr>
-        <w:t>show_dimensi_profil_lulusan</w:t>
-      </w:r>
-      <w:proofErr w:type="spellEnd"/>
-      <w:r>
-        <w:rPr>
-          <w:rFonts w:ascii="Times New Roman" w:hAnsi="Times New Roman" w:cs="Times New Roman"/>
-        </w:rPr>
-        <w:t>}</w:t>
-      </w:r>
-    </w:p>
-    <w:p>
-      <w:pPr>
-        <w:rPr>
-          <w:rFonts w:ascii="Times New Roman" w:hAnsi="Times New Roman" w:cs="Times New Roman"/>
-        </w:rPr>
-      </w:pPr>
-      <w:r>
-        <w:rPr>
-          <w:rFonts w:ascii="Times New Roman" w:hAnsi="Times New Roman" w:cs="Times New Roman"/>
-        </w:rPr>
-        <w:t>{#show_lintas_disiplin_ilmu}</w:t>
-      </w:r>
-    </w:p>
-    <w:p>
-      <w:pPr>
-        <w:rPr>
-          <w:rFonts w:ascii="Times New Roman" w:hAnsi="Times New Roman" w:cs="Times New Roman"/>
-        </w:rPr>
-      </w:pPr>
-      <w:r>
-        <w:rPr>
-          <w:rFonts w:ascii="Times New Roman" w:hAnsi="Times New Roman" w:cs="Times New Roman"/>
-        </w:rPr>
-        <w:t xml:space="preserve">- Lintas </w:t>
-      </w:r>
-      <w:proofErr w:type="spellStart"/>
-      <w:r>
-        <w:rPr>
-          <w:rFonts w:ascii="Times New Roman" w:hAnsi="Times New Roman" w:cs="Times New Roman"/>
-        </w:rPr>
-        <w:t>Disiplin</w:t>
-      </w:r>
-      <w:proofErr w:type="spellEnd"/>
-      <w:r>
-        <w:rPr>
-          <w:rFonts w:ascii="Times New Roman" w:hAnsi="Times New Roman" w:cs="Times New Roman"/>
-        </w:rPr>
-        <w:t xml:space="preserve"> </w:t>
-      </w:r>
-      <w:proofErr w:type="spellStart"/>
-      <w:r>
-        <w:rPr>
-          <w:rFonts w:ascii="Times New Roman" w:hAnsi="Times New Roman" w:cs="Times New Roman"/>
-        </w:rPr>
-        <w:t>Ilmu</w:t>
-      </w:r>
-      <w:proofErr w:type="spellEnd"/>
-      <w:r>
-        <w:rPr>
-          <w:rFonts w:ascii="Times New Roman" w:hAnsi="Times New Roman" w:cs="Times New Roman"/>
-        </w:rPr>
-        <w:t>: {</w:t>
-      </w:r>
-      <w:proofErr w:type="spellStart"/>
-      <w:r>
-        <w:rPr>
-          <w:rFonts w:ascii="Times New Roman" w:hAnsi="Times New Roman" w:cs="Times New Roman"/>
-        </w:rPr>
-        <w:t>lintas_disiplin_ilmu</w:t>
-      </w:r>
-      <w:proofErr w:type="spellEnd"/>
-      <w:r>
-        <w:rPr>
-          <w:rFonts w:ascii="Times New Roman" w:hAnsi="Times New Roman" w:cs="Times New Roman"/>
-        </w:rPr>
-        <w:t>}</w:t>
-      </w:r>
-    </w:p>
-    <w:p>
-      <w:pPr>
-        <w:rPr>
-          <w:rFonts w:ascii="Times New Roman" w:hAnsi="Times New Roman" w:cs="Times New Roman"/>
-        </w:rPr>
-      </w:pPr>
-      <w:r>
-        <w:rPr>
-          <w:rFonts w:ascii="Times New Roman" w:hAnsi="Times New Roman" w:cs="Times New Roman"/>
-        </w:rPr>
-        <w:t>{/</w:t>
-      </w:r>
-      <w:proofErr w:type="spellStart"/>
-      <w:r>
-        <w:rPr>
-          <w:rFonts w:ascii="Times New Roman" w:hAnsi="Times New Roman" w:cs="Times New Roman"/>
-        </w:rPr>
-        <w:t>show_lintas_disiplin_ilmu</w:t>
-      </w:r>
-      <w:proofErr w:type="spellEnd"/>
-      <w:r>
-        <w:rPr>
-          <w:rFonts w:ascii="Times New Roman" w:hAnsi="Times New Roman" w:cs="Times New Roman"/>
-        </w:rPr>
-        <w:t>}</w:t>
-      </w:r>
-    </w:p>
-    <w:p>
-      <w:pPr>
-        <w:rPr>
-          <w:rFonts w:ascii="Times New Roman" w:hAnsi="Times New Roman" w:cs="Times New Roman"/>
-        </w:rPr>
-      </w:pPr>
-      <w:r>
-        <w:rPr>
-          <w:rFonts w:ascii="Times New Roman" w:hAnsi="Times New Roman" w:cs="Times New Roman"/>
-        </w:rPr>
-        <w:t xml:space="preserve">- Tujuan </w:t>
-      </w:r>
-      <w:proofErr w:type="spellStart"/>
-      <w:r>
-        <w:rPr>
-          <w:rFonts w:ascii="Times New Roman" w:hAnsi="Times New Roman" w:cs="Times New Roman"/>
-        </w:rPr>
-        <w:t>Pembelajaran</w:t>
-      </w:r>
-      <w:proofErr w:type="spellEnd"/>
-      <w:r>
-        <w:rPr>
-          <w:rFonts w:ascii="Times New Roman" w:hAnsi="Times New Roman" w:cs="Times New Roman"/>
-        </w:rPr>
-        <w:t>:</w:t>
-      </w:r>
-    </w:p>
-    <w:p>
-      <w:pPr>
-        <w:rPr>
-          <w:rFonts w:ascii="Times New Roman" w:hAnsi="Times New Roman" w:cs="Times New Roman"/>
-        </w:rPr>
-      </w:pPr>
-      <w:r>
-        <w:rPr>
-          <w:rFonts w:ascii="Times New Roman" w:hAnsi="Times New Roman" w:cs="Times New Roman"/>
-        </w:rPr>
-        <w:t>{</w:t>
-      </w:r>
-      <w:proofErr w:type="spellStart"/>
-      <w:r>
-        <w:rPr>
-          <w:rFonts w:ascii="Times New Roman" w:hAnsi="Times New Roman" w:cs="Times New Roman"/>
-        </w:rPr>
-        <w:t>tujuan_pembelajaran</w:t>
-      </w:r>
-      <w:proofErr w:type="spellEnd"/>
-      <w:r>
-        <w:rPr>
-          <w:rFonts w:ascii="Times New Roman" w:hAnsi="Times New Roman" w:cs="Times New Roman"/>
-        </w:rPr>
-        <w:t>}</w:t>
-      </w:r>
-    </w:p>
-    <w:p>
-      <w:pPr>
-        <w:rPr>
-          <w:rFonts w:ascii="Times New Roman" w:hAnsi="Times New Roman" w:cs="Times New Roman"/>
-        </w:rPr>
-      </w:pPr>
-      <w:r>
-        <w:rPr>
-          <w:rFonts w:ascii="Times New Roman" w:hAnsi="Times New Roman" w:cs="Times New Roman"/>
-        </w:rPr>
-        <w:t xml:space="preserve">- </w:t>
-      </w:r>
-      <w:proofErr w:type="spellStart"/>
-      <w:r>
-        <w:rPr>
-          <w:rFonts w:ascii="Times New Roman" w:hAnsi="Times New Roman" w:cs="Times New Roman"/>
-        </w:rPr>
-        <w:t>Praktik</w:t>
-      </w:r>
-      <w:proofErr w:type="spellEnd"/>
-      <w:r>
-        <w:rPr>
-          <w:rFonts w:ascii="Times New Roman" w:hAnsi="Times New Roman" w:cs="Times New Roman"/>
-        </w:rPr>
-        <w:t xml:space="preserve"> </w:t>
-      </w:r>
-      <w:proofErr w:type="spellStart"/>
-      <w:r>
-        <w:rPr>
-          <w:rFonts w:ascii="Times New Roman" w:hAnsi="Times New Roman" w:cs="Times New Roman"/>
-        </w:rPr>
-        <w:t>Pedagogis</w:t>
-      </w:r>
-      <w:proofErr w:type="spellEnd"/>
-      <w:r>
-        <w:rPr>
-          <w:rFonts w:ascii="Times New Roman" w:hAnsi="Times New Roman" w:cs="Times New Roman"/>
-        </w:rPr>
-        <w:t>: {</w:t>
-      </w:r>
-      <w:proofErr w:type="spellStart"/>
-      <w:r>
-        <w:rPr>
-          <w:rFonts w:ascii="Times New Roman" w:hAnsi="Times New Roman" w:cs="Times New Roman"/>
-        </w:rPr>
-        <w:t>praktik_pedagogis</w:t>
-      </w:r>
-      <w:proofErr w:type="spellEnd"/>
-      <w:r>
-        <w:rPr>
-          <w:rFonts w:ascii="Times New Roman" w:hAnsi="Times New Roman" w:cs="Times New Roman"/>
-        </w:rPr>
-        <w:t>}</w:t>
-      </w:r>
-    </w:p>
-    <w:p>
-      <w:pPr>
-        <w:rPr>
-          <w:rFonts w:ascii="Times New Roman" w:hAnsi="Times New Roman" w:cs="Times New Roman"/>
+        <w:spacing w:before="240" w:after="240" w:line="276" w:lineRule="auto"/>
+        <w:rPr>
+          <w:rFonts w:ascii="Times New Roman" w:eastAsia="Times New Roman" w:hAnsi="Times New Roman" w:cs="Times New Roman"/>
+          <w:kern w:val="0"/>
+          <w14:ligatures w14:val="none"/>
         </w:rPr>
       </w:pPr>
     </w:p>
     <w:p>
       <w:pPr>
-        <w:rPr>
-          <w:rFonts w:ascii="Times New Roman" w:hAnsi="Times New Roman" w:cs="Times New Roman"/>
-          <w:b/>
-          <w:bCs/>
+        <w:spacing w:before="240" w:after="240" w:line="276" w:lineRule="auto"/>
+        <w:rPr>
+          <w:rFonts w:ascii="Times New Roman" w:eastAsia="Times New Roman" w:hAnsi="Times New Roman" w:cs="Times New Roman"/>
+          <w:kern w:val="0"/>
+          <w14:ligatures w14:val="none"/>
         </w:rPr>
       </w:pPr>
-      <w:proofErr w:type="spellStart"/>
-      <w:r>
-        <w:rPr>
-          <w:rFonts w:ascii="Times New Roman" w:hAnsi="Times New Roman" w:cs="Times New Roman"/>
-          <w:b/>
-          <w:bCs/>
-        </w:rPr>
-        <w:t>Pengalaman</w:t>
-      </w:r>
-      <w:proofErr w:type="spellEnd"/>
-      <w:r>
-        <w:rPr>
-          <w:rFonts w:ascii="Times New Roman" w:hAnsi="Times New Roman" w:cs="Times New Roman"/>
-          <w:b/>
-          <w:bCs/>
-        </w:rPr>
-        <w:t xml:space="preserve"> </w:t>
-      </w:r>
-      <w:proofErr w:type="spellStart"/>
-      <w:r>
-        <w:rPr>
-          <w:rFonts w:ascii="Times New Roman" w:hAnsi="Times New Roman" w:cs="Times New Roman"/>
-          <w:b/>
-          <w:bCs/>
-        </w:rPr>
-        <w:t>Belajar</w:t>
-      </w:r>
-      <w:proofErr w:type="spellEnd"/>
+      <w:r>
+        <w:rPr>
+          <w:rFonts w:ascii="Times New Roman" w:eastAsia="Times New Roman" w:hAnsi="Times New Roman" w:cs="Times New Roman"/>
+          <w:kern w:val="0"/>
+          <w14:ligatures w14:val="none"/>
+        </w:rPr>
+        <w:lastRenderedPageBreak/>
+        <w:t>A. KEGIATAN AWAL</w:t>
+      </w:r>
     </w:p>
     <w:p>
       <w:pPr>
-        <w:rPr>
-          <w:rFonts w:ascii="Times New Roman" w:hAnsi="Times New Roman" w:cs="Times New Roman"/>
+        <w:spacing w:before="240" w:after="240" w:line="276" w:lineRule="auto"/>
+        <w:rPr>
+          <w:rFonts w:ascii="Times New Roman" w:eastAsia="Times New Roman" w:hAnsi="Times New Roman" w:cs="Times New Roman"/>
+          <w:kern w:val="0"/>
+          <w14:ligatures w14:val="none"/>
         </w:rPr>
       </w:pPr>
       <w:r>
         <w:rPr>
-          <w:rFonts w:ascii="Times New Roman" w:hAnsi="Times New Roman" w:cs="Times New Roman"/>
-        </w:rPr>
-        <w:t xml:space="preserve">Langkah-Langkah </w:t>
-      </w:r>
-      <w:proofErr w:type="spellStart"/>
-      <w:r>
-        <w:rPr>
-          <w:rFonts w:ascii="Times New Roman" w:hAnsi="Times New Roman" w:cs="Times New Roman"/>
-        </w:rPr>
-        <w:t>Pembelajaran</w:t>
-      </w:r>
-      <w:proofErr w:type="spellEnd"/>
+          <w:rFonts w:ascii="Times New Roman" w:eastAsia="Times New Roman" w:hAnsi="Times New Roman" w:cs="Times New Roman"/>
+          <w:kern w:val="0"/>
+          <w14:ligatures w14:val="none"/>
+        </w:rPr>
+        <w:t>{</w:t>
+      </w:r>
+      <w:proofErr w:type="spellStart"/>
+      <w:r>
+        <w:rPr>
+          <w:rFonts w:ascii="Times New Roman" w:eastAsia="Times New Roman" w:hAnsi="Times New Roman" w:cs="Times New Roman"/>
+          <w:kern w:val="0"/>
+          <w14:ligatures w14:val="none"/>
+        </w:rPr>
+        <w:t>kegiatan_awal</w:t>
+      </w:r>
+      <w:proofErr w:type="spellEnd"/>
+      <w:r>
+        <w:rPr>
+          <w:rFonts w:ascii="Times New Roman" w:eastAsia="Times New Roman" w:hAnsi="Times New Roman" w:cs="Times New Roman"/>
+          <w:kern w:val="0"/>
+          <w14:ligatures w14:val="none"/>
+        </w:rPr>
+        <w:t>}</w:t>
+      </w:r>
     </w:p>
     <w:p>
       <w:pPr>
-        <w:rPr>
-          <w:rFonts w:ascii="Times New Roman" w:hAnsi="Times New Roman" w:cs="Times New Roman"/>
-        </w:rPr>
-      </w:pPr>
-      <w:r>
-        <w:rPr>
-          <w:rFonts w:ascii="Times New Roman" w:hAnsi="Times New Roman" w:cs="Times New Roman"/>
-        </w:rPr>
-        <w:lastRenderedPageBreak/>
-        <w:t>{#langkah_pembelajaran}</w:t>
-      </w:r>
-    </w:p>
-    <w:p>
-      <w:pPr>
-        <w:rPr>
-          <w:rFonts w:ascii="Times New Roman" w:hAnsi="Times New Roman" w:cs="Times New Roman"/>
-        </w:rPr>
-      </w:pPr>
-      <w:r>
-        <w:rPr>
-          <w:rFonts w:ascii="Times New Roman" w:hAnsi="Times New Roman" w:cs="Times New Roman"/>
-        </w:rPr>
-        <w:t>PERTEMUAN {</w:t>
-      </w:r>
-      <w:proofErr w:type="spellStart"/>
-      <w:r>
-        <w:rPr>
-          <w:rFonts w:ascii="Times New Roman" w:hAnsi="Times New Roman" w:cs="Times New Roman"/>
-        </w:rPr>
-        <w:t>pertemuan_ke</w:t>
-      </w:r>
-      <w:proofErr w:type="spellEnd"/>
-      <w:r>
-        <w:rPr>
-          <w:rFonts w:ascii="Times New Roman" w:hAnsi="Times New Roman" w:cs="Times New Roman"/>
-        </w:rPr>
-        <w:t>}</w:t>
-      </w:r>
-    </w:p>
-    <w:p>
-      <w:pPr>
-        <w:rPr>
-          <w:rFonts w:ascii="Times New Roman" w:hAnsi="Times New Roman" w:cs="Times New Roman"/>
-        </w:rPr>
-      </w:pPr>
-      <w:r>
-        <w:rPr>
-          <w:rFonts w:ascii="Times New Roman" w:hAnsi="Times New Roman" w:cs="Times New Roman"/>
-        </w:rPr>
-        <w:t>AWAL</w:t>
-      </w:r>
-    </w:p>
-    <w:p>
-      <w:pPr>
-        <w:rPr>
-          <w:rFonts w:ascii="DM Mono" w:hAnsi="DM Mono"/>
-          <w:color w:val="1A1C1E"/>
-          <w:sz w:val="20"/>
-          <w:szCs w:val="20"/>
-          <w:shd w:val="clear" w:color="auto" w:fill="FFFFFF"/>
-        </w:rPr>
-      </w:pPr>
-      <w:r>
-        <w:rPr>
-          <w:rFonts w:ascii="DM Mono" w:hAnsi="DM Mono"/>
-          <w:color w:val="1A1C1E"/>
-          <w:sz w:val="20"/>
-          <w:szCs w:val="20"/>
-          <w:shd w:val="clear" w:color="auto" w:fill="FFFFFF"/>
-        </w:rPr>
-        <w:t>{~</w:t>
-      </w:r>
-      <w:proofErr w:type="spellStart"/>
-      <w:r>
-        <w:rPr>
-          <w:rFonts w:ascii="DM Mono" w:hAnsi="DM Mono"/>
-          <w:color w:val="1A1C1E"/>
-          <w:sz w:val="20"/>
-          <w:szCs w:val="20"/>
-          <w:shd w:val="clear" w:color="auto" w:fill="FFFFFF"/>
-        </w:rPr>
-        <w:t>kegiatan_awal</w:t>
-      </w:r>
-      <w:proofErr w:type="spellEnd"/>
-      <w:r>
-        <w:rPr>
-          <w:rFonts w:ascii="DM Mono" w:hAnsi="DM Mono"/>
-          <w:color w:val="1A1C1E"/>
-          <w:sz w:val="20"/>
-          <w:szCs w:val="20"/>
-          <w:shd w:val="clear" w:color="auto" w:fill="FFFFFF"/>
-        </w:rPr>
-        <w:t>}</w:t>
-      </w:r>
-    </w:p>
-    <w:p>
-      <w:pPr>
-        <w:rPr>
-          <w:rFonts w:ascii="DM Mono" w:hAnsi="DM Mono"/>
-          <w:color w:val="1A1C1E"/>
-          <w:sz w:val="20"/>
-          <w:szCs w:val="20"/>
-          <w:shd w:val="clear" w:color="auto" w:fill="FFFFFF"/>
+        <w:spacing w:before="240" w:after="240" w:line="276" w:lineRule="auto"/>
+        <w:rPr>
+          <w:rFonts w:ascii="Times New Roman" w:eastAsia="Times New Roman" w:hAnsi="Times New Roman" w:cs="Times New Roman"/>
+          <w:kern w:val="0"/>
+          <w14:ligatures w14:val="none"/>
         </w:rPr>
       </w:pPr>
     </w:p>
     <w:p>
       <w:pPr>
-        <w:rPr>
-          <w:rFonts w:ascii="Times New Roman" w:hAnsi="Times New Roman" w:cs="Times New Roman"/>
+        <w:spacing w:before="240" w:after="240" w:line="276" w:lineRule="auto"/>
+        <w:rPr>
+          <w:rFonts w:ascii="Times New Roman" w:eastAsia="Times New Roman" w:hAnsi="Times New Roman" w:cs="Times New Roman"/>
+          <w:kern w:val="0"/>
+          <w14:ligatures w14:val="none"/>
         </w:rPr>
       </w:pPr>
       <w:r>
         <w:rPr>
-          <w:rFonts w:ascii="Times New Roman" w:hAnsi="Times New Roman" w:cs="Times New Roman"/>
-        </w:rPr>
-        <w:t>INTI</w:t>
+          <w:rFonts w:ascii="Times New Roman" w:eastAsia="Times New Roman" w:hAnsi="Times New Roman" w:cs="Times New Roman"/>
+          <w:kern w:val="0"/>
+          <w14:ligatures w14:val="none"/>
+        </w:rPr>
+        <w:t>B. KEGIATAN INTI</w:t>
       </w:r>
     </w:p>
     <w:p>
       <w:pPr>
-        <w:rPr>
-          <w:rFonts w:ascii="Times New Roman" w:hAnsi="Times New Roman" w:cs="Times New Roman"/>
+        <w:spacing w:before="240" w:after="240" w:line="276" w:lineRule="auto"/>
+        <w:rPr>
+          <w:rFonts w:ascii="Times New Roman" w:eastAsia="Times New Roman" w:hAnsi="Times New Roman" w:cs="Times New Roman"/>
+          <w:kern w:val="0"/>
+          <w14:ligatures w14:val="none"/>
         </w:rPr>
       </w:pPr>
       <w:r>
         <w:rPr>
-          <w:rFonts w:ascii="Times New Roman" w:hAnsi="Times New Roman" w:cs="Times New Roman"/>
+          <w:rFonts w:ascii="Times New Roman" w:eastAsia="Times New Roman" w:hAnsi="Times New Roman" w:cs="Times New Roman"/>
+          <w:kern w:val="0"/>
+          <w14:ligatures w14:val="none"/>
         </w:rPr>
         <w:t>{</w:t>
       </w:r>
-      <w:r>
-        <w:rPr>
-          <w:rFonts w:ascii="Times New Roman" w:hAnsi="Times New Roman" w:cs="Times New Roman"/>
-        </w:rPr>
-        <w:t>~</w:t>
-      </w:r>
-      <w:proofErr w:type="spellStart"/>
-      <w:r>
-        <w:rPr>
-          <w:rFonts w:ascii="Times New Roman" w:hAnsi="Times New Roman" w:cs="Times New Roman"/>
+      <w:proofErr w:type="spellStart"/>
+      <w:r>
+        <w:rPr>
+          <w:rFonts w:ascii="Times New Roman" w:eastAsia="Times New Roman" w:hAnsi="Times New Roman" w:cs="Times New Roman"/>
+          <w:kern w:val="0"/>
+          <w14:ligatures w14:val="none"/>
         </w:rPr>
         <w:t>kegiatan_inti</w:t>
       </w:r>
       <w:proofErr w:type="spellEnd"/>
       <w:r>
         <w:rPr>
-          <w:rFonts w:ascii="Times New Roman" w:hAnsi="Times New Roman" w:cs="Times New Roman"/>
+          <w:rFonts w:ascii="Times New Roman" w:eastAsia="Times New Roman" w:hAnsi="Times New Roman" w:cs="Times New Roman"/>
+          <w:kern w:val="0"/>
+          <w14:ligatures w14:val="none"/>
         </w:rPr>
         <w:t>}</w:t>
       </w:r>
     </w:p>
     <w:p>
       <w:pPr>
-        <w:rPr>
-          <w:rFonts w:ascii="Times New Roman" w:hAnsi="Times New Roman" w:cs="Times New Roman"/>
+        <w:spacing w:before="240" w:after="240" w:line="276" w:lineRule="auto"/>
+        <w:rPr>
+          <w:rFonts w:ascii="Times New Roman" w:eastAsia="Times New Roman" w:hAnsi="Times New Roman" w:cs="Times New Roman"/>
+          <w:kern w:val="0"/>
+          <w14:ligatures w14:val="none"/>
         </w:rPr>
       </w:pPr>
     </w:p>
     <w:p>
       <w:pPr>
-        <w:rPr>
-          <w:rFonts w:ascii="Times New Roman" w:hAnsi="Times New Roman" w:cs="Times New Roman"/>
+        <w:spacing w:before="240" w:after="240" w:line="276" w:lineRule="auto"/>
+        <w:rPr>
+          <w:rFonts w:ascii="Times New Roman" w:eastAsia="Times New Roman" w:hAnsi="Times New Roman" w:cs="Times New Roman"/>
+          <w:kern w:val="0"/>
+          <w14:ligatures w14:val="none"/>
         </w:rPr>
       </w:pPr>
       <w:r>
         <w:rPr>
-          <w:rFonts w:ascii="Times New Roman" w:hAnsi="Times New Roman" w:cs="Times New Roman"/>
-        </w:rPr>
-        <w:t>PENUTUP</w:t>
+          <w:rFonts w:ascii="Times New Roman" w:eastAsia="Times New Roman" w:hAnsi="Times New Roman" w:cs="Times New Roman"/>
+          <w:kern w:val="0"/>
+          <w14:ligatures w14:val="none"/>
+        </w:rPr>
+        <w:t>C. KEGIATAN PENUTUP</w:t>
       </w:r>
     </w:p>
     <w:p>
       <w:pPr>
-        <w:rPr>
-          <w:rFonts w:ascii="Times New Roman" w:hAnsi="Times New Roman" w:cs="Times New Roman"/>
+        <w:spacing w:before="240" w:after="240" w:line="276" w:lineRule="auto"/>
+        <w:rPr>
+          <w:rFonts w:ascii="Times New Roman" w:eastAsia="Times New Roman" w:hAnsi="Times New Roman" w:cs="Times New Roman"/>
+          <w:kern w:val="0"/>
+          <w14:ligatures w14:val="none"/>
         </w:rPr>
       </w:pPr>
       <w:r>
         <w:rPr>
-          <w:rFonts w:ascii="Times New Roman" w:hAnsi="Times New Roman" w:cs="Times New Roman"/>
+          <w:rFonts w:ascii="Times New Roman" w:eastAsia="Times New Roman" w:hAnsi="Times New Roman" w:cs="Times New Roman"/>
+          <w:kern w:val="0"/>
+          <w14:ligatures w14:val="none"/>
         </w:rPr>
         <w:t>{</w:t>
       </w:r>
-      <w:r>
-        <w:rPr>
-          <w:rFonts w:ascii="Times New Roman" w:hAnsi="Times New Roman" w:cs="Times New Roman"/>
-        </w:rPr>
-        <w:t>~</w:t>
-      </w:r>
-      <w:proofErr w:type="spellStart"/>
-      <w:r>
-        <w:rPr>
-          <w:rFonts w:ascii="Times New Roman" w:hAnsi="Times New Roman" w:cs="Times New Roman"/>
+      <w:proofErr w:type="spellStart"/>
+      <w:r>
+        <w:rPr>
+          <w:rFonts w:ascii="Times New Roman" w:eastAsia="Times New Roman" w:hAnsi="Times New Roman" w:cs="Times New Roman"/>
+          <w:kern w:val="0"/>
+          <w14:ligatures w14:val="none"/>
         </w:rPr>
         <w:t>kegiatan_penutup</w:t>
       </w:r>
       <w:proofErr w:type="spellEnd"/>
       <w:r>
         <w:rPr>
-          <w:rFonts w:ascii="Times New Roman" w:hAnsi="Times New Roman" w:cs="Times New Roman"/>
+          <w:rFonts w:ascii="Times New Roman" w:eastAsia="Times New Roman" w:hAnsi="Times New Roman" w:cs="Times New Roman"/>
+          <w:kern w:val="0"/>
+          <w14:ligatures w14:val="none"/>
         </w:rPr>
         <w:t>}</w:t>
       </w:r>
     </w:p>
     <w:p>
       <w:pPr>
-        <w:rPr>
-          <w:rFonts w:ascii="Times New Roman" w:hAnsi="Times New Roman" w:cs="Times New Roman"/>
-        </w:rPr>
-      </w:pPr>
-      <w:r>
-        <w:rPr>
-          <w:rFonts w:ascii="Times New Roman" w:hAnsi="Times New Roman" w:cs="Times New Roman"/>
-        </w:rPr>
-        <w:t>{/</w:t>
-      </w:r>
-      <w:proofErr w:type="spellStart"/>
-      <w:r>
-        <w:rPr>
-          <w:rFonts w:ascii="Times New Roman" w:hAnsi="Times New Roman" w:cs="Times New Roman"/>
-        </w:rPr>
-        <w:t>langkah_pembelajaran</w:t>
-      </w:r>
-      <w:proofErr w:type="spellEnd"/>
-      <w:r>
-        <w:rPr>
-          <w:rFonts w:ascii="Times New Roman" w:hAnsi="Times New Roman" w:cs="Times New Roman"/>
-        </w:rPr>
-        <w:t>}</w:t>
-      </w:r>
-    </w:p>
-    <w:p>
-      <w:pPr>
-        <w:rPr>
-          <w:rFonts w:ascii="Times New Roman" w:hAnsi="Times New Roman" w:cs="Times New Roman"/>
+        <w:spacing w:before="240" w:after="240" w:line="276" w:lineRule="auto"/>
+        <w:rPr>
+          <w:rFonts w:ascii="Times New Roman" w:eastAsia="Times New Roman" w:hAnsi="Times New Roman" w:cs="Times New Roman"/>
+          <w:kern w:val="0"/>
+          <w14:ligatures w14:val="none"/>
         </w:rPr>
       </w:pPr>
     </w:p>
     <w:p>
       <w:pPr>
-        <w:rPr>
-          <w:rFonts w:ascii="Times New Roman" w:hAnsi="Times New Roman" w:cs="Times New Roman"/>
-          <w:b/>
-          <w:bCs/>
+        <w:spacing w:before="240" w:after="240" w:line="276" w:lineRule="auto"/>
+        <w:rPr>
+          <w:rFonts w:ascii="Times New Roman" w:eastAsia="Times New Roman" w:hAnsi="Times New Roman" w:cs="Times New Roman"/>
+          <w:kern w:val="0"/>
+          <w14:ligatures w14:val="none"/>
         </w:rPr>
       </w:pPr>
-      <w:proofErr w:type="spellStart"/>
-      <w:r>
-        <w:rPr>
-          <w:rFonts w:ascii="Times New Roman" w:hAnsi="Times New Roman" w:cs="Times New Roman"/>
-          <w:b/>
-          <w:bCs/>
-        </w:rPr>
-        <w:t>Asesmen</w:t>
-      </w:r>
-      <w:proofErr w:type="spellEnd"/>
-      <w:r>
-        <w:rPr>
-          <w:rFonts w:ascii="Times New Roman" w:hAnsi="Times New Roman" w:cs="Times New Roman"/>
-          <w:b/>
-          <w:bCs/>
-        </w:rPr>
-        <w:t xml:space="preserve"> </w:t>
-      </w:r>
-      <w:proofErr w:type="spellStart"/>
-      <w:r>
-        <w:rPr>
-          <w:rFonts w:ascii="Times New Roman" w:hAnsi="Times New Roman" w:cs="Times New Roman"/>
-          <w:b/>
-          <w:bCs/>
-        </w:rPr>
-        <w:t>Pembelajaran</w:t>
-      </w:r>
-      <w:proofErr w:type="spellEnd"/>
+      <w:r>
+        <w:rPr>
+          <w:rFonts w:ascii="Times New Roman" w:eastAsia="Times New Roman" w:hAnsi="Times New Roman" w:cs="Times New Roman"/>
+          <w:kern w:val="0"/>
+          <w14:ligatures w14:val="none"/>
+        </w:rPr>
+        <w:t>{/</w:t>
+      </w:r>
+      <w:proofErr w:type="spellStart"/>
+      <w:r>
+        <w:rPr>
+          <w:rFonts w:ascii="Times New Roman" w:eastAsia="Times New Roman" w:hAnsi="Times New Roman" w:cs="Times New Roman"/>
+          <w:kern w:val="0"/>
+          <w14:ligatures w14:val="none"/>
+        </w:rPr>
+        <w:t>langkah_pembelajaran</w:t>
+      </w:r>
+      <w:proofErr w:type="spellEnd"/>
+      <w:r>
+        <w:rPr>
+          <w:rFonts w:ascii="Times New Roman" w:eastAsia="Times New Roman" w:hAnsi="Times New Roman" w:cs="Times New Roman"/>
+          <w:kern w:val="0"/>
+          <w14:ligatures w14:val="none"/>
+        </w:rPr>
+        <w:t>}</w:t>
+      </w:r>
     </w:p>
     <w:p>
       <w:pPr>
-        <w:rPr>
-          <w:rFonts w:ascii="Times New Roman" w:hAnsi="Times New Roman" w:cs="Times New Roman"/>
-        </w:rPr>
-      </w:pPr>
-      <w:r>
-        <w:rPr>
-          <w:rFonts w:ascii="Times New Roman" w:hAnsi="Times New Roman" w:cs="Times New Roman"/>
-        </w:rPr>
-        <w:t>{</w:t>
-      </w:r>
-      <w:r>
-        <w:rPr>
-          <w:rFonts w:ascii="Times New Roman" w:hAnsi="Times New Roman" w:cs="Times New Roman"/>
-        </w:rPr>
-        <w:t>~</w:t>
-      </w:r>
-      <w:proofErr w:type="spellStart"/>
-      <w:r>
-        <w:rPr>
-          <w:rFonts w:ascii="Times New Roman" w:hAnsi="Times New Roman" w:cs="Times New Roman"/>
-        </w:rPr>
-        <w:t>asesmen_pembelajaran</w:t>
-      </w:r>
-      <w:proofErr w:type="spellEnd"/>
-      <w:r>
-        <w:rPr>
-          <w:rFonts w:ascii="Times New Roman" w:hAnsi="Times New Roman" w:cs="Times New Roman"/>
-        </w:rPr>
-        <w:t>}</w:t>
-      </w:r>
-    </w:p>
-    <w:p>
-      <w:pPr>
-        <w:rPr>
-          <w:rFonts w:ascii="Times New Roman" w:hAnsi="Times New Roman" w:cs="Times New Roman"/>
+        <w:spacing w:after="0" w:line="276" w:lineRule="auto"/>
+        <w:rPr>
+          <w:rFonts w:ascii="Times New Roman" w:eastAsia="Times New Roman" w:hAnsi="Times New Roman" w:cs="Times New Roman"/>
+          <w:kern w:val="0"/>
+          <w14:ligatures w14:val="none"/>
         </w:rPr>
       </w:pPr>
     </w:p>
     <w:p>
       <w:pPr>
-        <w:rPr>
-          <w:rFonts w:ascii="Times New Roman" w:hAnsi="Times New Roman" w:cs="Times New Roman"/>
-          <w:b/>
-          <w:bCs/>
+        <w:shd w:val="clear" w:color="auto" w:fill="FFFFFF"/>
+        <w:spacing w:before="100" w:beforeAutospacing="1" w:after="270" w:line="276" w:lineRule="auto"/>
+        <w:rPr>
+          <w:rFonts w:ascii="Times New Roman" w:eastAsia="Times New Roman" w:hAnsi="Times New Roman" w:cs="Times New Roman"/>
+          <w:color w:val="1A1C1E"/>
+          <w:kern w:val="0"/>
+          <w14:ligatures w14:val="none"/>
         </w:rPr>
       </w:pPr>
       <w:r>
         <w:rPr>
-          <w:rFonts w:ascii="Times New Roman" w:hAnsi="Times New Roman" w:cs="Times New Roman"/>
-          <w:b/>
-          <w:bCs/>
-        </w:rPr>
-        <w:t>LAMPIRAN</w:t>
+          <w:rFonts w:ascii="Times New Roman" w:eastAsia="Times New Roman" w:hAnsi="Times New Roman" w:cs="Times New Roman"/>
+          <w:b/>
+          <w:bCs/>
+          <w:color w:val="1A1C1E"/>
+          <w:kern w:val="0"/>
+          <w14:ligatures w14:val="none"/>
+        </w:rPr>
+        <w:t>D. ASESMEN / PENILAIAN</w:t>
+      </w:r>
+      <w:r>
+        <w:rPr>
+          <w:rFonts w:ascii="Times New Roman" w:eastAsia="Times New Roman" w:hAnsi="Times New Roman" w:cs="Times New Roman"/>
+          <w:color w:val="1A1C1E"/>
+          <w:kern w:val="0"/>
+          <w14:ligatures w14:val="none"/>
+        </w:rPr>
+        <w:br/>
+        <w:t>{</w:t>
+      </w:r>
+      <w:proofErr w:type="spellStart"/>
+      <w:r>
+        <w:rPr>
+          <w:rFonts w:ascii="Times New Roman" w:eastAsia="Times New Roman" w:hAnsi="Times New Roman" w:cs="Times New Roman"/>
+          <w:color w:val="1A1C1E"/>
+          <w:kern w:val="0"/>
+          <w14:ligatures w14:val="none"/>
+        </w:rPr>
+        <w:t>asesmen_pembelajaran</w:t>
+      </w:r>
+      <w:proofErr w:type="spellEnd"/>
+      <w:r>
+        <w:rPr>
+          <w:rFonts w:ascii="Times New Roman" w:eastAsia="Times New Roman" w:hAnsi="Times New Roman" w:cs="Times New Roman"/>
+          <w:color w:val="1A1C1E"/>
+          <w:kern w:val="0"/>
+          <w14:ligatures w14:val="none"/>
+        </w:rPr>
+        <w:t>}</w:t>
       </w:r>
     </w:p>
     <w:p>
       <w:pPr>
-        <w:rPr>
-          <w:rFonts w:ascii="Times New Roman" w:hAnsi="Times New Roman" w:cs="Times New Roman"/>
+        <w:shd w:val="clear" w:color="auto" w:fill="FFFFFF"/>
+        <w:spacing w:before="100" w:beforeAutospacing="1" w:after="270" w:line="276" w:lineRule="auto"/>
+        <w:rPr>
+          <w:rFonts w:ascii="Times New Roman" w:eastAsia="Times New Roman" w:hAnsi="Times New Roman" w:cs="Times New Roman"/>
+          <w:color w:val="1A1C1E"/>
+          <w:kern w:val="0"/>
+          <w14:ligatures w14:val="none"/>
         </w:rPr>
       </w:pPr>
       <w:r>
         <w:rPr>
-          <w:rFonts w:ascii="Times New Roman" w:hAnsi="Times New Roman" w:cs="Times New Roman"/>
-        </w:rPr>
-        <w:t xml:space="preserve">1. Rubrik </w:t>
-      </w:r>
-      <w:proofErr w:type="spellStart"/>
-      <w:r>
-        <w:rPr>
-          <w:rFonts w:ascii="Times New Roman" w:hAnsi="Times New Roman" w:cs="Times New Roman"/>
-        </w:rPr>
-        <w:t>Penilaian</w:t>
-      </w:r>
-      <w:proofErr w:type="spellEnd"/>
+          <w:rFonts w:ascii="Times New Roman" w:eastAsia="Times New Roman" w:hAnsi="Times New Roman" w:cs="Times New Roman"/>
+          <w:b/>
+          <w:bCs/>
+          <w:color w:val="1A1C1E"/>
+          <w:kern w:val="0"/>
+          <w14:ligatures w14:val="none"/>
+        </w:rPr>
+        <w:t>E. LAMPIRAN</w:t>
+      </w:r>
     </w:p>
     <w:p>
       <w:pPr>
-        <w:rPr>
-          <w:rFonts w:ascii="Times New Roman" w:hAnsi="Times New Roman" w:cs="Times New Roman"/>
+        <w:shd w:val="clear" w:color="auto" w:fill="FFFFFF"/>
+        <w:spacing w:before="100" w:beforeAutospacing="1" w:after="270" w:line="276" w:lineRule="auto"/>
+        <w:rPr>
+          <w:rFonts w:ascii="Times New Roman" w:eastAsia="Times New Roman" w:hAnsi="Times New Roman" w:cs="Times New Roman"/>
+          <w:color w:val="1A1C1E"/>
+          <w:kern w:val="0"/>
+          <w14:ligatures w14:val="none"/>
         </w:rPr>
       </w:pPr>
       <w:r>
         <w:rPr>
-          <w:rFonts w:ascii="Times New Roman" w:hAnsi="Times New Roman" w:cs="Times New Roman"/>
-        </w:rPr>
+          <w:rFonts w:ascii="Times New Roman" w:eastAsia="Times New Roman" w:hAnsi="Times New Roman" w:cs="Times New Roman"/>
+          <w:b/>
+          <w:bCs/>
+          <w:color w:val="1A1C1E"/>
+          <w:kern w:val="0"/>
+          <w14:ligatures w14:val="none"/>
+        </w:rPr>
+        <w:t xml:space="preserve">1. Rubrik </w:t>
+      </w:r>
+      <w:proofErr w:type="spellStart"/>
+      <w:r>
+        <w:rPr>
+          <w:rFonts w:ascii="Times New Roman" w:eastAsia="Times New Roman" w:hAnsi="Times New Roman" w:cs="Times New Roman"/>
+          <w:b/>
+          <w:bCs/>
+          <w:color w:val="1A1C1E"/>
+          <w:kern w:val="0"/>
+          <w14:ligatures w14:val="none"/>
+        </w:rPr>
+        <w:t>Penilaian</w:t>
+      </w:r>
+      <w:proofErr w:type="spellEnd"/>
+      <w:r>
+        <w:rPr>
+          <w:rFonts w:ascii="Times New Roman" w:eastAsia="Times New Roman" w:hAnsi="Times New Roman" w:cs="Times New Roman"/>
+          <w:b/>
+          <w:bCs/>
+          <w:color w:val="1A1C1E"/>
+          <w:kern w:val="0"/>
+          <w14:ligatures w14:val="none"/>
+        </w:rPr>
+        <w:t>:</w:t>
+      </w:r>
+      <w:r>
+        <w:rPr>
+          <w:rFonts w:ascii="Times New Roman" w:eastAsia="Times New Roman" w:hAnsi="Times New Roman" w:cs="Times New Roman"/>
+          <w:color w:val="1A1C1E"/>
+          <w:kern w:val="0"/>
+          <w14:ligatures w14:val="none"/>
+        </w:rPr>
+        <w:br/>
         <w:t>{</w:t>
       </w:r>
-      <w:r>
-        <w:rPr>
-          <w:rFonts w:ascii="Times New Roman" w:hAnsi="Times New Roman" w:cs="Times New Roman"/>
-        </w:rPr>
-        <w:t>~</w:t>
-      </w:r>
-      <w:proofErr w:type="spellStart"/>
-      <w:r>
-        <w:rPr>
-          <w:rFonts w:ascii="Times New Roman" w:hAnsi="Times New Roman" w:cs="Times New Roman"/>
+      <w:proofErr w:type="spellStart"/>
+      <w:r>
+        <w:rPr>
+          <w:rFonts w:ascii="Times New Roman" w:eastAsia="Times New Roman" w:hAnsi="Times New Roman" w:cs="Times New Roman"/>
+          <w:color w:val="1A1C1E"/>
+          <w:kern w:val="0"/>
+          <w14:ligatures w14:val="none"/>
         </w:rPr>
         <w:t>rubrik_penilaian</w:t>
       </w:r>
       <w:proofErr w:type="spellEnd"/>
       <w:r>
         <w:rPr>
-          <w:rFonts w:ascii="Times New Roman" w:hAnsi="Times New Roman" w:cs="Times New Roman"/>
+          <w:rFonts w:ascii="Times New Roman" w:eastAsia="Times New Roman" w:hAnsi="Times New Roman" w:cs="Times New Roman"/>
+          <w:color w:val="1A1C1E"/>
+          <w:kern w:val="0"/>
+          <w14:ligatures w14:val="none"/>
         </w:rPr>
         <w:t>}</w:t>
       </w:r>
     </w:p>
     <w:p>
       <w:pPr>
-        <w:rPr>
-          <w:rFonts w:ascii="Times New Roman" w:hAnsi="Times New Roman" w:cs="Times New Roman"/>
+        <w:shd w:val="clear" w:color="auto" w:fill="FFFFFF"/>
+        <w:spacing w:before="100" w:beforeAutospacing="1" w:after="270" w:line="276" w:lineRule="auto"/>
+        <w:rPr>
+          <w:rFonts w:ascii="Times New Roman" w:eastAsia="Times New Roman" w:hAnsi="Times New Roman" w:cs="Times New Roman"/>
+          <w:color w:val="1A1C1E"/>
+          <w:kern w:val="0"/>
+          <w14:ligatures w14:val="none"/>
         </w:rPr>
       </w:pPr>
+      <w:r>
+        <w:rPr>
+          <w:rFonts w:ascii="Times New Roman" w:eastAsia="Times New Roman" w:hAnsi="Times New Roman" w:cs="Times New Roman"/>
+          <w:b/>
+          <w:bCs/>
+          <w:color w:val="1A1C1E"/>
+          <w:kern w:val="0"/>
+          <w14:ligatures w14:val="none"/>
+        </w:rPr>
+        <w:t xml:space="preserve">2. Lembar </w:t>
+      </w:r>
+      <w:proofErr w:type="spellStart"/>
+      <w:r>
+        <w:rPr>
+          <w:rFonts w:ascii="Times New Roman" w:eastAsia="Times New Roman" w:hAnsi="Times New Roman" w:cs="Times New Roman"/>
+          <w:b/>
+          <w:bCs/>
+          <w:color w:val="1A1C1E"/>
+          <w:kern w:val="0"/>
+          <w14:ligatures w14:val="none"/>
+        </w:rPr>
+        <w:t>Kerja</w:t>
+      </w:r>
+      <w:proofErr w:type="spellEnd"/>
+      <w:r>
+        <w:rPr>
+          <w:rFonts w:ascii="Times New Roman" w:eastAsia="Times New Roman" w:hAnsi="Times New Roman" w:cs="Times New Roman"/>
+          <w:b/>
+          <w:bCs/>
+          <w:color w:val="1A1C1E"/>
+          <w:kern w:val="0"/>
+          <w14:ligatures w14:val="none"/>
+        </w:rPr>
+        <w:t xml:space="preserve"> </w:t>
+      </w:r>
+      <w:proofErr w:type="spellStart"/>
+      <w:r>
+        <w:rPr>
+          <w:rFonts w:ascii="Times New Roman" w:eastAsia="Times New Roman" w:hAnsi="Times New Roman" w:cs="Times New Roman"/>
+          <w:b/>
+          <w:bCs/>
+          <w:color w:val="1A1C1E"/>
+          <w:kern w:val="0"/>
+          <w14:ligatures w14:val="none"/>
+        </w:rPr>
+        <w:t>Peserta</w:t>
+      </w:r>
+      <w:proofErr w:type="spellEnd"/>
+      <w:r>
+        <w:rPr>
+          <w:rFonts w:ascii="Times New Roman" w:eastAsia="Times New Roman" w:hAnsi="Times New Roman" w:cs="Times New Roman"/>
+          <w:b/>
+          <w:bCs/>
+          <w:color w:val="1A1C1E"/>
+          <w:kern w:val="0"/>
+          <w14:ligatures w14:val="none"/>
+        </w:rPr>
+        <w:t xml:space="preserve"> Didik (LKPD):</w:t>
+      </w:r>
+      <w:r>
+        <w:rPr>
+          <w:rFonts w:ascii="Times New Roman" w:eastAsia="Times New Roman" w:hAnsi="Times New Roman" w:cs="Times New Roman"/>
+          <w:color w:val="1A1C1E"/>
+          <w:kern w:val="0"/>
+          <w14:ligatures w14:val="none"/>
+        </w:rPr>
+        <w:br/>
+        <w:t>{</w:t>
+      </w:r>
+      <w:proofErr w:type="spellStart"/>
+      <w:r>
+        <w:rPr>
+          <w:rFonts w:ascii="Times New Roman" w:eastAsia="Times New Roman" w:hAnsi="Times New Roman" w:cs="Times New Roman"/>
+          <w:color w:val="1A1C1E"/>
+          <w:kern w:val="0"/>
+          <w14:ligatures w14:val="none"/>
+        </w:rPr>
+        <w:t>lkpd</w:t>
+      </w:r>
+      <w:proofErr w:type="spellEnd"/>
+      <w:r>
+        <w:rPr>
+          <w:rFonts w:ascii="Times New Roman" w:eastAsia="Times New Roman" w:hAnsi="Times New Roman" w:cs="Times New Roman"/>
+          <w:color w:val="1A1C1E"/>
+          <w:kern w:val="0"/>
+          <w14:ligatures w14:val="none"/>
+        </w:rPr>
+        <w:t>}</w:t>
+      </w:r>
     </w:p>
     <w:p>
       <w:pPr>
-        <w:rPr>
-          <w:rFonts w:ascii="Times New Roman" w:hAnsi="Times New Roman" w:cs="Times New Roman"/>
+        <w:shd w:val="clear" w:color="auto" w:fill="FFFFFF"/>
+        <w:spacing w:before="100" w:beforeAutospacing="1" w:after="270" w:line="276" w:lineRule="auto"/>
+        <w:rPr>
+          <w:rFonts w:ascii="Times New Roman" w:eastAsia="Times New Roman" w:hAnsi="Times New Roman" w:cs="Times New Roman"/>
+          <w:color w:val="1A1C1E"/>
+          <w:kern w:val="0"/>
+          <w14:ligatures w14:val="none"/>
         </w:rPr>
       </w:pPr>
       <w:r>
         <w:rPr>
-          <w:rFonts w:ascii="Times New Roman" w:hAnsi="Times New Roman" w:cs="Times New Roman"/>
-        </w:rPr>
-        <w:t xml:space="preserve">2. LKPD (Lembar </w:t>
-      </w:r>
-      <w:proofErr w:type="spellStart"/>
-      <w:r>
-        <w:rPr>
-          <w:rFonts w:ascii="Times New Roman" w:hAnsi="Times New Roman" w:cs="Times New Roman"/>
-        </w:rPr>
-        <w:t>Kerja</w:t>
-      </w:r>
-      <w:proofErr w:type="spellEnd"/>
-      <w:r>
-        <w:rPr>
-          <w:rFonts w:ascii="Times New Roman" w:hAnsi="Times New Roman" w:cs="Times New Roman"/>
+          <w:rFonts w:ascii="Times New Roman" w:eastAsia="Times New Roman" w:hAnsi="Times New Roman" w:cs="Times New Roman"/>
+          <w:b/>
+          <w:bCs/>
+          <w:color w:val="1A1C1E"/>
+          <w:kern w:val="0"/>
+          <w14:ligatures w14:val="none"/>
+        </w:rPr>
+        <w:t xml:space="preserve">3. </w:t>
+      </w:r>
+      <w:proofErr w:type="spellStart"/>
+      <w:r>
+        <w:rPr>
+          <w:rFonts w:ascii="Times New Roman" w:eastAsia="Times New Roman" w:hAnsi="Times New Roman" w:cs="Times New Roman"/>
+          <w:b/>
+          <w:bCs/>
+          <w:color w:val="1A1C1E"/>
+          <w:kern w:val="0"/>
+          <w14:ligatures w14:val="none"/>
+        </w:rPr>
+        <w:t>Evaluasi</w:t>
+      </w:r>
+      <w:proofErr w:type="spellEnd"/>
+      <w:r>
+        <w:rPr>
+          <w:rFonts w:ascii="Times New Roman" w:eastAsia="Times New Roman" w:hAnsi="Times New Roman" w:cs="Times New Roman"/>
+          <w:b/>
+          <w:bCs/>
+          <w:color w:val="1A1C1E"/>
+          <w:kern w:val="0"/>
+          <w14:ligatures w14:val="none"/>
+        </w:rPr>
+        <w:t xml:space="preserve"> / </w:t>
+      </w:r>
+      <w:proofErr w:type="spellStart"/>
+      <w:r>
+        <w:rPr>
+          <w:rFonts w:ascii="Times New Roman" w:eastAsia="Times New Roman" w:hAnsi="Times New Roman" w:cs="Times New Roman"/>
+          <w:b/>
+          <w:bCs/>
+          <w:color w:val="1A1C1E"/>
+          <w:kern w:val="0"/>
+          <w14:ligatures w14:val="none"/>
+        </w:rPr>
+        <w:t>Tes</w:t>
+      </w:r>
+      <w:proofErr w:type="spellEnd"/>
+      <w:r>
+        <w:rPr>
+          <w:rFonts w:ascii="Times New Roman" w:eastAsia="Times New Roman" w:hAnsi="Times New Roman" w:cs="Times New Roman"/>
+          <w:b/>
+          <w:bCs/>
+          <w:color w:val="1A1C1E"/>
+          <w:kern w:val="0"/>
+          <w14:ligatures w14:val="none"/>
         </w:rPr>
         <w:t xml:space="preserve"> </w:t>
       </w:r>
       <w:proofErr w:type="spellStart"/>
       <w:r>
         <w:rPr>
-          <w:rFonts w:ascii="Times New Roman" w:hAnsi="Times New Roman" w:cs="Times New Roman"/>
-        </w:rPr>
-        <w:t>Peserta</w:t>
-      </w:r>
-      <w:proofErr w:type="spellEnd"/>
-      <w:r>
-        <w:rPr>
-          <w:rFonts w:ascii="Times New Roman" w:hAnsi="Times New Roman" w:cs="Times New Roman"/>
-        </w:rPr>
-        <w:t xml:space="preserve"> Didik)</w:t>
+          <w:rFonts w:ascii="Times New Roman" w:eastAsia="Times New Roman" w:hAnsi="Times New Roman" w:cs="Times New Roman"/>
+          <w:b/>
+          <w:bCs/>
+          <w:color w:val="1A1C1E"/>
+          <w:kern w:val="0"/>
+          <w14:ligatures w14:val="none"/>
+        </w:rPr>
+        <w:t>Formatif</w:t>
+      </w:r>
+      <w:proofErr w:type="spellEnd"/>
+      <w:r>
+        <w:rPr>
+          <w:rFonts w:ascii="Times New Roman" w:eastAsia="Times New Roman" w:hAnsi="Times New Roman" w:cs="Times New Roman"/>
+          <w:b/>
+          <w:bCs/>
+          <w:color w:val="1A1C1E"/>
+          <w:kern w:val="0"/>
+          <w14:ligatures w14:val="none"/>
+        </w:rPr>
+        <w:t>:</w:t>
+      </w:r>
+      <w:r>
+        <w:rPr>
+          <w:rFonts w:ascii="Times New Roman" w:eastAsia="Times New Roman" w:hAnsi="Times New Roman" w:cs="Times New Roman"/>
+          <w:color w:val="1A1C1E"/>
+          <w:kern w:val="0"/>
+          <w14:ligatures w14:val="none"/>
+        </w:rPr>
+        <w:br/>
+        <w:t>{</w:t>
+      </w:r>
+      <w:proofErr w:type="spellStart"/>
+      <w:r>
+        <w:rPr>
+          <w:rFonts w:ascii="Times New Roman" w:eastAsia="Times New Roman" w:hAnsi="Times New Roman" w:cs="Times New Roman"/>
+          <w:color w:val="1A1C1E"/>
+          <w:kern w:val="0"/>
+          <w14:ligatures w14:val="none"/>
+        </w:rPr>
+        <w:t>evaluasi_mandiri</w:t>
+      </w:r>
+      <w:proofErr w:type="spellEnd"/>
+      <w:r>
+        <w:rPr>
+          <w:rFonts w:ascii="Times New Roman" w:eastAsia="Times New Roman" w:hAnsi="Times New Roman" w:cs="Times New Roman"/>
+          <w:color w:val="1A1C1E"/>
+          <w:kern w:val="0"/>
+          <w14:ligatures w14:val="none"/>
+        </w:rPr>
+        <w:t>}</w:t>
       </w:r>
     </w:p>
     <w:p>
       <w:pPr>
-        <w:rPr>
-          <w:rFonts w:ascii="Times New Roman" w:hAnsi="Times New Roman" w:cs="Times New Roman"/>
+        <w:shd w:val="clear" w:color="auto" w:fill="FFFFFF"/>
+        <w:spacing w:before="100" w:beforeAutospacing="1" w:after="270" w:line="276" w:lineRule="auto"/>
+        <w:rPr>
+          <w:rFonts w:ascii="Times New Roman" w:eastAsia="Times New Roman" w:hAnsi="Times New Roman" w:cs="Times New Roman"/>
+          <w:color w:val="1A1C1E"/>
+          <w:kern w:val="0"/>
+          <w14:ligatures w14:val="none"/>
         </w:rPr>
       </w:pPr>
       <w:r>
         <w:rPr>
-          <w:rFonts w:ascii="Times New Roman" w:hAnsi="Times New Roman" w:cs="Times New Roman"/>
-        </w:rPr>
+          <w:rFonts w:ascii="Times New Roman" w:eastAsia="Times New Roman" w:hAnsi="Times New Roman" w:cs="Times New Roman"/>
+          <w:b/>
+          <w:bCs/>
+          <w:color w:val="1A1C1E"/>
+          <w:kern w:val="0"/>
+          <w14:ligatures w14:val="none"/>
+        </w:rPr>
+        <w:t xml:space="preserve">4. Bahan </w:t>
+      </w:r>
+      <w:proofErr w:type="spellStart"/>
+      <w:r>
+        <w:rPr>
+          <w:rFonts w:ascii="Times New Roman" w:eastAsia="Times New Roman" w:hAnsi="Times New Roman" w:cs="Times New Roman"/>
+          <w:b/>
+          <w:bCs/>
+          <w:color w:val="1A1C1E"/>
+          <w:kern w:val="0"/>
+          <w14:ligatures w14:val="none"/>
+        </w:rPr>
+        <w:t>Bacaan</w:t>
+      </w:r>
+      <w:proofErr w:type="spellEnd"/>
+      <w:r>
+        <w:rPr>
+          <w:rFonts w:ascii="Times New Roman" w:eastAsia="Times New Roman" w:hAnsi="Times New Roman" w:cs="Times New Roman"/>
+          <w:b/>
+          <w:bCs/>
+          <w:color w:val="1A1C1E"/>
+          <w:kern w:val="0"/>
+          <w14:ligatures w14:val="none"/>
+        </w:rPr>
+        <w:t xml:space="preserve"> Guru &amp; </w:t>
+      </w:r>
+      <w:proofErr w:type="spellStart"/>
+      <w:r>
+        <w:rPr>
+          <w:rFonts w:ascii="Times New Roman" w:eastAsia="Times New Roman" w:hAnsi="Times New Roman" w:cs="Times New Roman"/>
+          <w:b/>
+          <w:bCs/>
+          <w:color w:val="1A1C1E"/>
+          <w:kern w:val="0"/>
+          <w14:ligatures w14:val="none"/>
+        </w:rPr>
+        <w:t>Peserta</w:t>
+      </w:r>
+      <w:proofErr w:type="spellEnd"/>
+      <w:r>
+        <w:rPr>
+          <w:rFonts w:ascii="Times New Roman" w:eastAsia="Times New Roman" w:hAnsi="Times New Roman" w:cs="Times New Roman"/>
+          <w:b/>
+          <w:bCs/>
+          <w:color w:val="1A1C1E"/>
+          <w:kern w:val="0"/>
+          <w14:ligatures w14:val="none"/>
+        </w:rPr>
+        <w:t xml:space="preserve"> Didik:</w:t>
+      </w:r>
+      <w:r>
+        <w:rPr>
+          <w:rFonts w:ascii="Times New Roman" w:eastAsia="Times New Roman" w:hAnsi="Times New Roman" w:cs="Times New Roman"/>
+          <w:color w:val="1A1C1E"/>
+          <w:kern w:val="0"/>
+          <w14:ligatures w14:val="none"/>
+        </w:rPr>
+        <w:br/>
         <w:t>{</w:t>
       </w:r>
-      <w:r>
-        <w:rPr>
-          <w:rFonts w:ascii="Times New Roman" w:hAnsi="Times New Roman" w:cs="Times New Roman"/>
-        </w:rPr>
-        <w:t>~</w:t>
-      </w:r>
-      <w:proofErr w:type="spellStart"/>
-      <w:r>
-        <w:rPr>
-          <w:rFonts w:ascii="Times New Roman" w:hAnsi="Times New Roman" w:cs="Times New Roman"/>
-        </w:rPr>
-        <w:t>lkpd</w:t>
-      </w:r>
-      <w:proofErr w:type="spellEnd"/>
-      <w:r>
-        <w:rPr>
-          <w:rFonts w:ascii="Times New Roman" w:hAnsi="Times New Roman" w:cs="Times New Roman"/>
+      <w:proofErr w:type="spellStart"/>
+      <w:r>
+        <w:rPr>
+          <w:rFonts w:ascii="Times New Roman" w:eastAsia="Times New Roman" w:hAnsi="Times New Roman" w:cs="Times New Roman"/>
+          <w:color w:val="1A1C1E"/>
+          <w:kern w:val="0"/>
+          <w14:ligatures w14:val="none"/>
+        </w:rPr>
+        <w:t>materi_ajar</w:t>
+      </w:r>
+      <w:proofErr w:type="spellEnd"/>
+      <w:r>
+        <w:rPr>
+          <w:rFonts w:ascii="Times New Roman" w:eastAsia="Times New Roman" w:hAnsi="Times New Roman" w:cs="Times New Roman"/>
+          <w:color w:val="1A1C1E"/>
+          <w:kern w:val="0"/>
+          <w14:ligatures w14:val="none"/>
         </w:rPr>
         <w:t>}</w:t>
       </w:r>
     </w:p>
     <w:p>
       <w:pPr>
+        <w:spacing w:line="276" w:lineRule="auto"/>
         <w:rPr>
           <w:rFonts w:ascii="Times New Roman" w:hAnsi="Times New Roman" w:cs="Times New Roman"/>
         </w:rPr>
       </w:pPr>
-    </w:p>
-    <w:p>
-      <w:pPr>
-        <w:rPr>
-          <w:rFonts w:ascii="Times New Roman" w:hAnsi="Times New Roman" w:cs="Times New Roman"/>
-        </w:rPr>
-      </w:pPr>
-      <w:r>
-        <w:rPr>
-          <w:rFonts w:ascii="Times New Roman" w:hAnsi="Times New Roman" w:cs="Times New Roman"/>
-        </w:rPr>
-        <w:t xml:space="preserve">3. </w:t>
-      </w:r>
-      <w:proofErr w:type="spellStart"/>
-      <w:r>
-        <w:rPr>
-          <w:rFonts w:ascii="Times New Roman" w:hAnsi="Times New Roman" w:cs="Times New Roman"/>
-        </w:rPr>
-        <w:t>Evaluasi</w:t>
-      </w:r>
-      <w:proofErr w:type="spellEnd"/>
-      <w:r>
-        <w:rPr>
-          <w:rFonts w:ascii="Times New Roman" w:hAnsi="Times New Roman" w:cs="Times New Roman"/>
-        </w:rPr>
-        <w:t xml:space="preserve"> </w:t>
-      </w:r>
-      <w:proofErr w:type="spellStart"/>
-      <w:r>
-        <w:rPr>
-          <w:rFonts w:ascii="Times New Roman" w:hAnsi="Times New Roman" w:cs="Times New Roman"/>
-        </w:rPr>
-        <w:t>Mandiri</w:t>
-      </w:r>
-      <w:proofErr w:type="spellEnd"/>
-    </w:p>
-    <w:p>
-      <w:pPr>
-        <w:rPr>
-          <w:rFonts w:ascii="Times New Roman" w:hAnsi="Times New Roman" w:cs="Times New Roman"/>
-        </w:rPr>
-      </w:pPr>
-      <w:r>
-        <w:rPr>
-          <w:rFonts w:ascii="Times New Roman" w:hAnsi="Times New Roman" w:cs="Times New Roman"/>
-        </w:rPr>
-        <w:t>{</w:t>
-      </w:r>
-      <w:r>
-        <w:rPr>
-          <w:rFonts w:ascii="Times New Roman" w:hAnsi="Times New Roman" w:cs="Times New Roman"/>
-        </w:rPr>
-        <w:t>~</w:t>
-      </w:r>
-      <w:proofErr w:type="spellStart"/>
-      <w:r>
-        <w:rPr>
-          <w:rFonts w:ascii="Times New Roman" w:hAnsi="Times New Roman" w:cs="Times New Roman"/>
-        </w:rPr>
-        <w:t>evaluasi_mandiri</w:t>
-      </w:r>
-      <w:proofErr w:type="spellEnd"/>
-      <w:r>
-        <w:rPr>
-          <w:rFonts w:ascii="Times New Roman" w:hAnsi="Times New Roman" w:cs="Times New Roman"/>
-        </w:rPr>
-        <w:t>}</w:t>
-      </w:r>
-    </w:p>
-    <w:p>
-      <w:pPr>
-        <w:rPr>
-          <w:rFonts w:ascii="Times New Roman" w:hAnsi="Times New Roman" w:cs="Times New Roman"/>
-        </w:rPr>
-      </w:pPr>
-    </w:p>
-    <w:p>
-      <w:pPr>
-        <w:rPr>
-          <w:rFonts w:ascii="Times New Roman" w:hAnsi="Times New Roman" w:cs="Times New Roman"/>
-        </w:rPr>
-      </w:pPr>
-      <w:r>
-        <w:rPr>
-          <w:rFonts w:ascii="Times New Roman" w:hAnsi="Times New Roman" w:cs="Times New Roman"/>
-        </w:rPr>
-        <w:t>4. Materi Ajar</w:t>
-      </w:r>
-    </w:p>
-    <w:p>
-      <w:pPr>
-        <w:rPr>
-          <w:rFonts w:ascii="Times New Roman" w:hAnsi="Times New Roman" w:cs="Times New Roman"/>
-        </w:rPr>
-      </w:pPr>
-      <w:r>
-        <w:rPr>
-          <w:rFonts w:ascii="Times New Roman" w:hAnsi="Times New Roman" w:cs="Times New Roman"/>
-        </w:rPr>
-        <w:t>{</w:t>
-      </w:r>
-      <w:r>
-        <w:rPr>
-          <w:rFonts w:ascii="Times New Roman" w:hAnsi="Times New Roman" w:cs="Times New Roman"/>
-        </w:rPr>
-        <w:t>~</w:t>
-      </w:r>
-      <w:proofErr w:type="spellStart"/>
-      <w:r>
-        <w:rPr>
-          <w:rFonts w:ascii="Times New Roman" w:hAnsi="Times New Roman" w:cs="Times New Roman"/>
-        </w:rPr>
-        <w:t>materi_ajar</w:t>
-      </w:r>
-      <w:proofErr w:type="spellEnd"/>
-      <w:r>
-        <w:rPr>
-          <w:rFonts w:ascii="Times New Roman" w:hAnsi="Times New Roman" w:cs="Times New Roman"/>
-        </w:rPr>
-        <w:t>}</w:t>
-      </w:r>
     </w:p>
     <w:sectPr>
       <w:pgSz w:w="12240" w:h="15840"/>
@@ -1791,7 +2217,7 @@
     <w:link w:val="Heading1Char"/>
     <w:uiPriority w:val="9"/>
     <w:qFormat/>
-    <w:rsid w:val="00D72145"/>
+    <w:rsid w:val="00E00BBE"/>
     <w:pPr>
       <w:keepNext/>
       <w:keepLines/>
@@ -1814,7 +2240,7 @@
     <w:semiHidden/>
     <w:unhideWhenUsed/>
     <w:qFormat/>
-    <w:rsid w:val="00D72145"/>
+    <w:rsid w:val="00E00BBE"/>
     <w:pPr>
       <w:keepNext/>
       <w:keepLines/>
@@ -1837,7 +2263,7 @@
     <w:semiHidden/>
     <w:unhideWhenUsed/>
     <w:qFormat/>
-    <w:rsid w:val="00D72145"/>
+    <w:rsid w:val="00E00BBE"/>
     <w:pPr>
       <w:keepNext/>
       <w:keepLines/>
@@ -1860,7 +2286,7 @@
     <w:semiHidden/>
     <w:unhideWhenUsed/>
     <w:qFormat/>
-    <w:rsid w:val="00D72145"/>
+    <w:rsid w:val="00E00BBE"/>
     <w:pPr>
       <w:keepNext/>
       <w:keepLines/>
@@ -1883,7 +2309,7 @@
     <w:semiHidden/>
     <w:unhideWhenUsed/>
     <w:qFormat/>
-    <w:rsid w:val="00D72145"/>
+    <w:rsid w:val="00E00BBE"/>
     <w:pPr>
       <w:keepNext/>
       <w:keepLines/>
@@ -1904,7 +2330,7 @@
     <w:semiHidden/>
     <w:unhideWhenUsed/>
     <w:qFormat/>
-    <w:rsid w:val="00D72145"/>
+    <w:rsid w:val="00E00BBE"/>
     <w:pPr>
       <w:keepNext/>
       <w:keepLines/>
@@ -1927,7 +2353,7 @@
     <w:semiHidden/>
     <w:unhideWhenUsed/>
     <w:qFormat/>
-    <w:rsid w:val="00D72145"/>
+    <w:rsid w:val="00E00BBE"/>
     <w:pPr>
       <w:keepNext/>
       <w:keepLines/>
@@ -1948,7 +2374,7 @@
     <w:semiHidden/>
     <w:unhideWhenUsed/>
     <w:qFormat/>
-    <w:rsid w:val="00D72145"/>
+    <w:rsid w:val="00E00BBE"/>
     <w:pPr>
       <w:keepNext/>
       <w:keepLines/>
@@ -1971,7 +2397,7 @@
     <w:semiHidden/>
     <w:unhideWhenUsed/>
     <w:qFormat/>
-    <w:rsid w:val="00D72145"/>
+    <w:rsid w:val="00E00BBE"/>
     <w:pPr>
       <w:keepNext/>
       <w:keepLines/>
@@ -2015,7 +2441,7 @@
     <w:basedOn w:val="DefaultParagraphFont"/>
     <w:link w:val="Heading1"/>
     <w:uiPriority w:val="9"/>
-    <w:rsid w:val="00D72145"/>
+    <w:rsid w:val="00E00BBE"/>
     <w:rPr>
       <w:rFonts w:asciiTheme="majorHAnsi" w:eastAsiaTheme="majorEastAsia" w:hAnsiTheme="majorHAnsi" w:cstheme="majorBidi"/>
       <w:color w:val="0F4761" w:themeColor="accent1" w:themeShade="BF"/>
@@ -2029,7 +2455,7 @@
     <w:link w:val="Heading2"/>
     <w:uiPriority w:val="9"/>
     <w:semiHidden/>
-    <w:rsid w:val="00D72145"/>
+    <w:rsid w:val="00E00BBE"/>
     <w:rPr>
       <w:rFonts w:asciiTheme="majorHAnsi" w:eastAsiaTheme="majorEastAsia" w:hAnsiTheme="majorHAnsi" w:cstheme="majorBidi"/>
       <w:color w:val="0F4761" w:themeColor="accent1" w:themeShade="BF"/>
@@ -2043,7 +2469,7 @@
     <w:link w:val="Heading3"/>
     <w:uiPriority w:val="9"/>
     <w:semiHidden/>
-    <w:rsid w:val="00D72145"/>
+    <w:rsid w:val="00E00BBE"/>
     <w:rPr>
       <w:rFonts w:eastAsiaTheme="majorEastAsia" w:cstheme="majorBidi"/>
       <w:color w:val="0F4761" w:themeColor="accent1" w:themeShade="BF"/>
@@ -2057,7 +2483,7 @@
     <w:link w:val="Heading4"/>
     <w:uiPriority w:val="9"/>
     <w:semiHidden/>
-    <w:rsid w:val="00D72145"/>
+    <w:rsid w:val="00E00BBE"/>
     <w:rPr>
       <w:rFonts w:eastAsiaTheme="majorEastAsia" w:cstheme="majorBidi"/>
       <w:i/>
@@ -2071,7 +2497,7 @@
     <w:link w:val="Heading5"/>
     <w:uiPriority w:val="9"/>
     <w:semiHidden/>
-    <w:rsid w:val="00D72145"/>
+    <w:rsid w:val="00E00BBE"/>
     <w:rPr>
       <w:rFonts w:eastAsiaTheme="majorEastAsia" w:cstheme="majorBidi"/>
       <w:color w:val="0F4761" w:themeColor="accent1" w:themeShade="BF"/>
@@ -2083,7 +2509,7 @@
     <w:link w:val="Heading6"/>
     <w:uiPriority w:val="9"/>
     <w:semiHidden/>
-    <w:rsid w:val="00D72145"/>
+    <w:rsid w:val="00E00BBE"/>
     <w:rPr>
       <w:rFonts w:eastAsiaTheme="majorEastAsia" w:cstheme="majorBidi"/>
       <w:i/>
@@ -2097,7 +2523,7 @@
     <w:link w:val="Heading7"/>
     <w:uiPriority w:val="9"/>
     <w:semiHidden/>
-    <w:rsid w:val="00D72145"/>
+    <w:rsid w:val="00E00BBE"/>
     <w:rPr>
       <w:rFonts w:eastAsiaTheme="majorEastAsia" w:cstheme="majorBidi"/>
       <w:color w:val="595959" w:themeColor="text1" w:themeTint="A6"/>
@@ -2109,7 +2535,7 @@
     <w:link w:val="Heading8"/>
     <w:uiPriority w:val="9"/>
     <w:semiHidden/>
-    <w:rsid w:val="00D72145"/>
+    <w:rsid w:val="00E00BBE"/>
     <w:rPr>
       <w:rFonts w:eastAsiaTheme="majorEastAsia" w:cstheme="majorBidi"/>
       <w:i/>
@@ -2123,7 +2549,7 @@
     <w:link w:val="Heading9"/>
     <w:uiPriority w:val="9"/>
     <w:semiHidden/>
-    <w:rsid w:val="00D72145"/>
+    <w:rsid w:val="00E00BBE"/>
     <w:rPr>
       <w:rFonts w:eastAsiaTheme="majorEastAsia" w:cstheme="majorBidi"/>
       <w:color w:val="272727" w:themeColor="text1" w:themeTint="D8"/>
@@ -2136,7 +2562,7 @@
     <w:link w:val="TitleChar"/>
     <w:uiPriority w:val="10"/>
     <w:qFormat/>
-    <w:rsid w:val="00D72145"/>
+    <w:rsid w:val="00E00BBE"/>
     <w:pPr>
       <w:spacing w:after="80" w:line="240" w:lineRule="auto"/>
       <w:contextualSpacing/>
@@ -2154,7 +2580,7 @@
     <w:basedOn w:val="DefaultParagraphFont"/>
     <w:link w:val="Title"/>
     <w:uiPriority w:val="10"/>
-    <w:rsid w:val="00D72145"/>
+    <w:rsid w:val="00E00BBE"/>
     <w:rPr>
       <w:rFonts w:asciiTheme="majorHAnsi" w:eastAsiaTheme="majorEastAsia" w:hAnsiTheme="majorHAnsi" w:cstheme="majorBidi"/>
       <w:spacing w:val="-10"/>
@@ -2170,7 +2596,7 @@
     <w:link w:val="SubtitleChar"/>
     <w:uiPriority w:val="11"/>
     <w:qFormat/>
-    <w:rsid w:val="00D72145"/>
+    <w:rsid w:val="00E00BBE"/>
     <w:pPr>
       <w:numPr>
         <w:ilvl w:val="1"/>
@@ -2189,7 +2615,7 @@
     <w:basedOn w:val="DefaultParagraphFont"/>
     <w:link w:val="Subtitle"/>
     <w:uiPriority w:val="11"/>
-    <w:rsid w:val="00D72145"/>
+    <w:rsid w:val="00E00BBE"/>
     <w:rPr>
       <w:rFonts w:eastAsiaTheme="majorEastAsia" w:cstheme="majorBidi"/>
       <w:color w:val="595959" w:themeColor="text1" w:themeTint="A6"/>
@@ -2205,7 +2631,7 @@
     <w:link w:val="QuoteChar"/>
     <w:uiPriority w:val="29"/>
     <w:qFormat/>
-    <w:rsid w:val="00D72145"/>
+    <w:rsid w:val="00E00BBE"/>
     <w:pPr>
       <w:spacing w:before="160"/>
       <w:jc w:val="center"/>
@@ -2221,7 +2647,7 @@
     <w:basedOn w:val="DefaultParagraphFont"/>
     <w:link w:val="Quote"/>
     <w:uiPriority w:val="29"/>
-    <w:rsid w:val="00D72145"/>
+    <w:rsid w:val="00E00BBE"/>
     <w:rPr>
       <w:i/>
       <w:iCs/>
@@ -2233,7 +2659,7 @@
     <w:basedOn w:val="Normal"/>
     <w:uiPriority w:val="34"/>
     <w:qFormat/>
-    <w:rsid w:val="00D72145"/>
+    <w:rsid w:val="00E00BBE"/>
     <w:pPr>
       <w:ind w:left="720"/>
       <w:contextualSpacing/>
@@ -2244,7 +2670,7 @@
     <w:basedOn w:val="DefaultParagraphFont"/>
     <w:uiPriority w:val="21"/>
     <w:qFormat/>
-    <w:rsid w:val="00D72145"/>
+    <w:rsid w:val="00E00BBE"/>
     <w:rPr>
       <w:i/>
       <w:iCs/>
@@ -2258,7 +2684,7 @@
     <w:link w:val="IntenseQuoteChar"/>
     <w:uiPriority w:val="30"/>
     <w:qFormat/>
-    <w:rsid w:val="00D72145"/>
+    <w:rsid w:val="00E00BBE"/>
     <w:pPr>
       <w:pBdr>
         <w:top w:val="single" w:sz="4" w:space="10" w:color="0F4761" w:themeColor="accent1" w:themeShade="BF"/>
@@ -2279,7 +2705,7 @@
     <w:basedOn w:val="DefaultParagraphFont"/>
     <w:link w:val="IntenseQuote"/>
     <w:uiPriority w:val="30"/>
-    <w:rsid w:val="00D72145"/>
+    <w:rsid w:val="00E00BBE"/>
     <w:rPr>
       <w:i/>
       <w:iCs/>
@@ -2291,7 +2717,7 @@
     <w:basedOn w:val="DefaultParagraphFont"/>
     <w:uiPriority w:val="32"/>
     <w:qFormat/>
-    <w:rsid w:val="00D72145"/>
+    <w:rsid w:val="00E00BBE"/>
     <w:rPr>
       <w:b/>
       <w:bCs/>
@@ -2299,6 +2725,35 @@
       <w:color w:val="0F4761" w:themeColor="accent1" w:themeShade="BF"/>
       <w:spacing w:val="5"/>
     </w:rPr>
+  </w:style>
+  <w:style w:type="table" w:styleId="TableGrid">
+    <w:name w:val="Table Grid"/>
+    <w:basedOn w:val="TableNormal"/>
+    <w:uiPriority w:val="39"/>
+    <w:rsid w:val="00E00BBE"/>
+    <w:pPr>
+      <w:spacing w:after="0" w:line="240" w:lineRule="auto"/>
+    </w:pPr>
+    <w:tblPr>
+      <w:tblBorders>
+        <w:top w:val="single" w:sz="4" w:space="0" w:color="auto"/>
+        <w:left w:val="single" w:sz="4" w:space="0" w:color="auto"/>
+        <w:bottom w:val="single" w:sz="4" w:space="0" w:color="auto"/>
+        <w:right w:val="single" w:sz="4" w:space="0" w:color="auto"/>
+        <w:insideH w:val="single" w:sz="4" w:space="0" w:color="auto"/>
+        <w:insideV w:val="single" w:sz="4" w:space="0" w:color="auto"/>
+      </w:tblBorders>
+    </w:tblPr>
+  </w:style>
+  <w:style w:type="character" w:customStyle="1" w:styleId="ng-star-inserted">
+    <w:name w:val="ng-star-inserted"/>
+    <w:basedOn w:val="DefaultParagraphFont"/>
+    <w:rsid w:val="00E00BBE"/>
+  </w:style>
+  <w:style w:type="character" w:customStyle="1" w:styleId="ng-star-inserted1">
+    <w:name w:val="ng-star-inserted1"/>
+    <w:basedOn w:val="DefaultParagraphFont"/>
+    <w:rsid w:val="00E00BBE"/>
   </w:style>
 </w:styles>
 </file>

--- a/public/template.docx
+++ b/public/template.docx
@@ -154,6 +154,38 @@
                 <w:rFonts w:ascii="Times New Roman" w:hAnsi="Times New Roman" w:cs="Times New Roman"/>
               </w:rPr>
             </w:pPr>
+            <w:r>
+              <w:rPr>
+                <w:rFonts w:ascii="Arial" w:hAnsi="Arial" w:cs="Arial"/>
+                <w:color w:val="1A1C1E"/>
+                <w:sz w:val="21"/>
+                <w:szCs w:val="21"/>
+                <w:shd w:val="clear" w:color="auto" w:fill="FFFFFF"/>
+              </w:rPr>
+              <w:t>{</w:t>
+            </w:r>
+            <w:proofErr w:type="spellStart"/>
+            <w:r>
+              <w:rPr>
+                <w:rFonts w:ascii="Arial" w:hAnsi="Arial" w:cs="Arial"/>
+                <w:color w:val="1A1C1E"/>
+                <w:sz w:val="21"/>
+                <w:szCs w:val="21"/>
+                <w:shd w:val="clear" w:color="auto" w:fill="FFFFFF"/>
+              </w:rPr>
+              <w:t>mata_pelajaran</w:t>
+            </w:r>
+            <w:proofErr w:type="spellEnd"/>
+            <w:r>
+              <w:rPr>
+                <w:rFonts w:ascii="Arial" w:hAnsi="Arial" w:cs="Arial"/>
+                <w:color w:val="1A1C1E"/>
+                <w:sz w:val="21"/>
+                <w:szCs w:val="21"/>
+                <w:shd w:val="clear" w:color="auto" w:fill="FFFFFF"/>
+              </w:rPr>
+              <w:t>}</w:t>
+            </w:r>
           </w:p>
         </w:tc>
       </w:tr>
@@ -206,6 +238,38 @@
                 <w:rFonts w:ascii="Times New Roman" w:hAnsi="Times New Roman" w:cs="Times New Roman"/>
               </w:rPr>
             </w:pPr>
+            <w:r>
+              <w:rPr>
+                <w:rFonts w:ascii="Arial" w:hAnsi="Arial" w:cs="Arial"/>
+                <w:color w:val="1A1C1E"/>
+                <w:sz w:val="21"/>
+                <w:szCs w:val="21"/>
+                <w:shd w:val="clear" w:color="auto" w:fill="FFFFFF"/>
+              </w:rPr>
+              <w:t>{</w:t>
+            </w:r>
+            <w:proofErr w:type="spellStart"/>
+            <w:r>
+              <w:rPr>
+                <w:rFonts w:ascii="Arial" w:hAnsi="Arial" w:cs="Arial"/>
+                <w:color w:val="1A1C1E"/>
+                <w:sz w:val="21"/>
+                <w:szCs w:val="21"/>
+                <w:shd w:val="clear" w:color="auto" w:fill="FFFFFF"/>
+              </w:rPr>
+              <w:t>kelas_fase</w:t>
+            </w:r>
+            <w:proofErr w:type="spellEnd"/>
+            <w:r>
+              <w:rPr>
+                <w:rFonts w:ascii="Arial" w:hAnsi="Arial" w:cs="Arial"/>
+                <w:color w:val="1A1C1E"/>
+                <w:sz w:val="21"/>
+                <w:szCs w:val="21"/>
+                <w:shd w:val="clear" w:color="auto" w:fill="FFFFFF"/>
+              </w:rPr>
+              <w:t>}</w:t>
+            </w:r>
           </w:p>
         </w:tc>
       </w:tr>
@@ -258,6 +322,26 @@
                 <w:rFonts w:ascii="Times New Roman" w:hAnsi="Times New Roman" w:cs="Times New Roman"/>
               </w:rPr>
             </w:pPr>
+            <w:r>
+              <w:rPr>
+                <w:rFonts w:ascii="Times New Roman" w:hAnsi="Times New Roman" w:cs="Times New Roman"/>
+              </w:rPr>
+              <w:t>{</w:t>
+            </w:r>
+            <w:proofErr w:type="spellStart"/>
+            <w:r>
+              <w:rPr>
+                <w:rFonts w:ascii="Times New Roman" w:hAnsi="Times New Roman" w:cs="Times New Roman"/>
+              </w:rPr>
+              <w:t>materi</w:t>
+            </w:r>
+            <w:proofErr w:type="spellEnd"/>
+            <w:r>
+              <w:rPr>
+                <w:rFonts w:ascii="Times New Roman" w:hAnsi="Times New Roman" w:cs="Times New Roman"/>
+              </w:rPr>
+              <w:t>}</w:t>
+            </w:r>
           </w:p>
         </w:tc>
       </w:tr>
@@ -315,6 +399,38 @@
                 <w:rFonts w:ascii="Times New Roman" w:hAnsi="Times New Roman" w:cs="Times New Roman"/>
               </w:rPr>
             </w:pPr>
+            <w:r>
+              <w:rPr>
+                <w:rFonts w:ascii="Arial" w:hAnsi="Arial" w:cs="Arial"/>
+                <w:color w:val="1A1C1E"/>
+                <w:sz w:val="21"/>
+                <w:szCs w:val="21"/>
+                <w:shd w:val="clear" w:color="auto" w:fill="FFFFFF"/>
+              </w:rPr>
+              <w:t>{</w:t>
+            </w:r>
+            <w:proofErr w:type="spellStart"/>
+            <w:r>
+              <w:rPr>
+                <w:rFonts w:ascii="Arial" w:hAnsi="Arial" w:cs="Arial"/>
+                <w:color w:val="1A1C1E"/>
+                <w:sz w:val="21"/>
+                <w:szCs w:val="21"/>
+                <w:shd w:val="clear" w:color="auto" w:fill="FFFFFF"/>
+              </w:rPr>
+              <w:t>alokasi_waktu</w:t>
+            </w:r>
+            <w:proofErr w:type="spellEnd"/>
+            <w:r>
+              <w:rPr>
+                <w:rFonts w:ascii="Arial" w:hAnsi="Arial" w:cs="Arial"/>
+                <w:color w:val="1A1C1E"/>
+                <w:sz w:val="21"/>
+                <w:szCs w:val="21"/>
+                <w:shd w:val="clear" w:color="auto" w:fill="FFFFFF"/>
+              </w:rPr>
+              <w:t>}</w:t>
+            </w:r>
           </w:p>
         </w:tc>
       </w:tr>
@@ -361,6 +477,16 @@
                 <w:rFonts w:ascii="Times New Roman" w:hAnsi="Times New Roman" w:cs="Times New Roman"/>
               </w:rPr>
             </w:pPr>
+            <w:r>
+              <w:rPr>
+                <w:rFonts w:ascii="Arial" w:hAnsi="Arial" w:cs="Arial"/>
+                <w:color w:val="1A1C1E"/>
+                <w:sz w:val="21"/>
+                <w:szCs w:val="21"/>
+                <w:shd w:val="clear" w:color="auto" w:fill="FFFFFF"/>
+              </w:rPr>
+              <w:t>[Nama Guru / Pengguna]</w:t>
+            </w:r>
           </w:p>
         </w:tc>
       </w:tr>

--- a/public/template.docx
+++ b/public/template.docx
@@ -4,6 +4,7 @@
   <w:body>
     <w:p>
       <w:pPr>
+        <w:spacing w:line="360" w:lineRule="auto"/>
         <w:rPr>
           <w:rFonts w:ascii="Times New Roman" w:hAnsi="Times New Roman" w:cs="Times New Roman"/>
         </w:rPr>
@@ -12,17 +13,12 @@
         <w:rPr>
           <w:rFonts w:ascii="Times New Roman" w:hAnsi="Times New Roman" w:cs="Times New Roman"/>
         </w:rPr>
-        <w:t xml:space="preserve">MODUL AJAR </w:t>
-      </w:r>
-      <w:r>
-        <w:rPr>
-          <w:rFonts w:ascii="Times New Roman" w:hAnsi="Times New Roman" w:cs="Times New Roman"/>
-        </w:rPr>
-        <w:t>PEMBELAJARAN MENDALAM</w:t>
+        <w:t>MODUL AJAR PEMBELAJARAN MENDALAM</w:t>
       </w:r>
     </w:p>
     <w:p>
       <w:pPr>
+        <w:spacing w:line="360" w:lineRule="auto"/>
         <w:rPr>
           <w:rFonts w:ascii="Times New Roman" w:hAnsi="Times New Roman" w:cs="Times New Roman"/>
         </w:rPr>
@@ -493,6 +489,7 @@
     </w:tbl>
     <w:p>
       <w:pPr>
+        <w:spacing w:line="360" w:lineRule="auto"/>
         <w:rPr>
           <w:rFonts w:ascii="Times New Roman" w:hAnsi="Times New Roman" w:cs="Times New Roman"/>
         </w:rPr>
@@ -501,7 +498,7 @@
     <w:p>
       <w:pPr>
         <w:shd w:val="clear" w:color="auto" w:fill="FFFFFF"/>
-        <w:spacing w:before="100" w:beforeAutospacing="1" w:after="270" w:line="276" w:lineRule="auto"/>
+        <w:spacing w:before="100" w:beforeAutospacing="1" w:after="270" w:line="360" w:lineRule="auto"/>
         <w:rPr>
           <w:rFonts w:ascii="Times New Roman" w:eastAsia="Times New Roman" w:hAnsi="Times New Roman" w:cs="Times New Roman"/>
           <w:color w:val="1A1C1E"/>
@@ -699,7 +696,7 @@
     <w:p>
       <w:pPr>
         <w:shd w:val="clear" w:color="auto" w:fill="FFFFFF"/>
-        <w:spacing w:before="100" w:beforeAutospacing="1" w:after="270" w:line="276" w:lineRule="auto"/>
+        <w:spacing w:before="100" w:beforeAutospacing="1" w:after="270" w:line="360" w:lineRule="auto"/>
         <w:rPr>
           <w:rFonts w:ascii="Times New Roman" w:eastAsia="Times New Roman" w:hAnsi="Times New Roman" w:cs="Times New Roman"/>
           <w:color w:val="1A1C1E"/>
@@ -776,7 +773,7 @@
     <w:p>
       <w:pPr>
         <w:shd w:val="clear" w:color="auto" w:fill="FFFFFF"/>
-        <w:spacing w:before="100" w:beforeAutospacing="1" w:after="270" w:line="276" w:lineRule="auto"/>
+        <w:spacing w:before="100" w:beforeAutospacing="1" w:after="270" w:line="360" w:lineRule="auto"/>
         <w:rPr>
           <w:rFonts w:ascii="Times New Roman" w:eastAsia="Times New Roman" w:hAnsi="Times New Roman" w:cs="Times New Roman"/>
           <w:color w:val="1A1C1E"/>
@@ -901,7 +898,7 @@
     <w:p>
       <w:pPr>
         <w:shd w:val="clear" w:color="auto" w:fill="FFFFFF"/>
-        <w:spacing w:before="100" w:beforeAutospacing="1" w:after="270" w:line="276" w:lineRule="auto"/>
+        <w:spacing w:before="100" w:beforeAutospacing="1" w:after="270" w:line="360" w:lineRule="auto"/>
         <w:rPr>
           <w:rFonts w:ascii="Times New Roman" w:eastAsia="Times New Roman" w:hAnsi="Times New Roman" w:cs="Times New Roman"/>
           <w:color w:val="1A1C1E"/>
@@ -1050,7 +1047,7 @@
     <w:p>
       <w:pPr>
         <w:shd w:val="clear" w:color="auto" w:fill="FFFFFF"/>
-        <w:spacing w:before="100" w:beforeAutospacing="1" w:after="270" w:line="276" w:lineRule="auto"/>
+        <w:spacing w:before="100" w:beforeAutospacing="1" w:after="270" w:line="360" w:lineRule="auto"/>
         <w:rPr>
           <w:rFonts w:ascii="Times New Roman" w:eastAsia="Times New Roman" w:hAnsi="Times New Roman" w:cs="Times New Roman"/>
           <w:color w:val="1A1C1E"/>
@@ -1126,7 +1123,7 @@
     </w:p>
     <w:p>
       <w:pPr>
-        <w:spacing w:before="240" w:after="240" w:line="276" w:lineRule="auto"/>
+        <w:spacing w:before="240" w:after="240" w:line="360" w:lineRule="auto"/>
         <w:rPr>
           <w:rFonts w:ascii="Times New Roman" w:eastAsia="Times New Roman" w:hAnsi="Times New Roman" w:cs="Times New Roman"/>
           <w:kern w:val="0"/>
@@ -1136,7 +1133,7 @@
     </w:p>
     <w:p>
       <w:pPr>
-        <w:spacing w:before="240" w:after="240" w:line="276" w:lineRule="auto"/>
+        <w:spacing w:before="240" w:after="240" w:line="360" w:lineRule="auto"/>
         <w:rPr>
           <w:rFonts w:ascii="Times New Roman" w:eastAsia="Times New Roman" w:hAnsi="Times New Roman" w:cs="Times New Roman"/>
           <w:kern w:val="0"/>
@@ -1154,7 +1151,7 @@
     </w:p>
     <w:p>
       <w:pPr>
-        <w:spacing w:before="240" w:after="240" w:line="276" w:lineRule="auto"/>
+        <w:spacing w:before="240" w:after="240" w:line="360" w:lineRule="auto"/>
         <w:rPr>
           <w:rFonts w:ascii="Times New Roman" w:eastAsia="Times New Roman" w:hAnsi="Times New Roman" w:cs="Times New Roman"/>
           <w:kern w:val="0"/>
@@ -1190,7 +1187,7 @@
     </w:p>
     <w:p>
       <w:pPr>
-        <w:spacing w:before="240" w:after="240" w:line="276" w:lineRule="auto"/>
+        <w:spacing w:before="240" w:after="240" w:line="360" w:lineRule="auto"/>
         <w:rPr>
           <w:rFonts w:ascii="Times New Roman" w:eastAsia="Times New Roman" w:hAnsi="Times New Roman" w:cs="Times New Roman"/>
           <w:kern w:val="0"/>
@@ -1200,7 +1197,7 @@
     </w:p>
     <w:p>
       <w:pPr>
-        <w:spacing w:before="240" w:after="240" w:line="276" w:lineRule="auto"/>
+        <w:spacing w:before="240" w:after="240" w:line="360" w:lineRule="auto"/>
         <w:rPr>
           <w:rFonts w:ascii="Times New Roman" w:eastAsia="Times New Roman" w:hAnsi="Times New Roman" w:cs="Times New Roman"/>
           <w:kern w:val="0"/>
@@ -1213,13 +1210,12 @@
           <w:kern w:val="0"/>
           <w14:ligatures w14:val="none"/>
         </w:rPr>
-        <w:lastRenderedPageBreak/>
         <w:t>A. KEGIATAN AWAL</w:t>
       </w:r>
     </w:p>
     <w:p>
       <w:pPr>
-        <w:spacing w:before="240" w:after="240" w:line="276" w:lineRule="auto"/>
+        <w:spacing w:before="240" w:after="240" w:line="360" w:lineRule="auto"/>
         <w:rPr>
           <w:rFonts w:ascii="Times New Roman" w:eastAsia="Times New Roman" w:hAnsi="Times New Roman" w:cs="Times New Roman"/>
           <w:kern w:val="0"/>
@@ -1255,7 +1251,7 @@
     </w:p>
     <w:p>
       <w:pPr>
-        <w:spacing w:before="240" w:after="240" w:line="276" w:lineRule="auto"/>
+        <w:spacing w:before="240" w:after="240" w:line="360" w:lineRule="auto"/>
         <w:rPr>
           <w:rFonts w:ascii="Times New Roman" w:eastAsia="Times New Roman" w:hAnsi="Times New Roman" w:cs="Times New Roman"/>
           <w:kern w:val="0"/>
@@ -1265,7 +1261,7 @@
     </w:p>
     <w:p>
       <w:pPr>
-        <w:spacing w:before="240" w:after="240" w:line="276" w:lineRule="auto"/>
+        <w:spacing w:before="240" w:after="240" w:line="360" w:lineRule="auto"/>
         <w:rPr>
           <w:rFonts w:ascii="Times New Roman" w:eastAsia="Times New Roman" w:hAnsi="Times New Roman" w:cs="Times New Roman"/>
           <w:kern w:val="0"/>
@@ -1283,7 +1279,7 @@
     </w:p>
     <w:p>
       <w:pPr>
-        <w:spacing w:before="240" w:after="240" w:line="276" w:lineRule="auto"/>
+        <w:spacing w:before="240" w:after="240" w:line="360" w:lineRule="auto"/>
         <w:rPr>
           <w:rFonts w:ascii="Times New Roman" w:eastAsia="Times New Roman" w:hAnsi="Times New Roman" w:cs="Times New Roman"/>
           <w:kern w:val="0"/>
@@ -1319,7 +1315,7 @@
     </w:p>
     <w:p>
       <w:pPr>
-        <w:spacing w:before="240" w:after="240" w:line="276" w:lineRule="auto"/>
+        <w:spacing w:before="240" w:after="240" w:line="360" w:lineRule="auto"/>
         <w:rPr>
           <w:rFonts w:ascii="Times New Roman" w:eastAsia="Times New Roman" w:hAnsi="Times New Roman" w:cs="Times New Roman"/>
           <w:kern w:val="0"/>
@@ -1329,7 +1325,7 @@
     </w:p>
     <w:p>
       <w:pPr>
-        <w:spacing w:before="240" w:after="240" w:line="276" w:lineRule="auto"/>
+        <w:spacing w:before="240" w:after="240" w:line="360" w:lineRule="auto"/>
         <w:rPr>
           <w:rFonts w:ascii="Times New Roman" w:eastAsia="Times New Roman" w:hAnsi="Times New Roman" w:cs="Times New Roman"/>
           <w:kern w:val="0"/>
@@ -1347,7 +1343,7 @@
     </w:p>
     <w:p>
       <w:pPr>
-        <w:spacing w:before="240" w:after="240" w:line="276" w:lineRule="auto"/>
+        <w:spacing w:before="240" w:after="240" w:line="360" w:lineRule="auto"/>
         <w:rPr>
           <w:rFonts w:ascii="Times New Roman" w:eastAsia="Times New Roman" w:hAnsi="Times New Roman" w:cs="Times New Roman"/>
           <w:kern w:val="0"/>
@@ -1383,7 +1379,7 @@
     </w:p>
     <w:p>
       <w:pPr>
-        <w:spacing w:before="240" w:after="240" w:line="276" w:lineRule="auto"/>
+        <w:spacing w:before="240" w:after="240" w:line="360" w:lineRule="auto"/>
         <w:rPr>
           <w:rFonts w:ascii="Times New Roman" w:eastAsia="Times New Roman" w:hAnsi="Times New Roman" w:cs="Times New Roman"/>
           <w:kern w:val="0"/>
@@ -1393,7 +1389,7 @@
     </w:p>
     <w:p>
       <w:pPr>
-        <w:spacing w:before="240" w:after="240" w:line="276" w:lineRule="auto"/>
+        <w:spacing w:before="240" w:after="240" w:line="360" w:lineRule="auto"/>
         <w:rPr>
           <w:rFonts w:ascii="Times New Roman" w:eastAsia="Times New Roman" w:hAnsi="Times New Roman" w:cs="Times New Roman"/>
           <w:kern w:val="0"/>
@@ -1429,7 +1425,7 @@
     </w:p>
     <w:p>
       <w:pPr>
-        <w:spacing w:after="0" w:line="276" w:lineRule="auto"/>
+        <w:spacing w:after="0" w:line="360" w:lineRule="auto"/>
         <w:rPr>
           <w:rFonts w:ascii="Times New Roman" w:eastAsia="Times New Roman" w:hAnsi="Times New Roman" w:cs="Times New Roman"/>
           <w:kern w:val="0"/>
@@ -1440,7 +1436,7 @@
     <w:p>
       <w:pPr>
         <w:shd w:val="clear" w:color="auto" w:fill="FFFFFF"/>
-        <w:spacing w:before="100" w:beforeAutospacing="1" w:after="270" w:line="276" w:lineRule="auto"/>
+        <w:spacing w:before="100" w:beforeAutospacing="1" w:after="270" w:line="360" w:lineRule="auto"/>
         <w:rPr>
           <w:rFonts w:ascii="Times New Roman" w:eastAsia="Times New Roman" w:hAnsi="Times New Roman" w:cs="Times New Roman"/>
           <w:color w:val="1A1C1E"/>
@@ -1493,7 +1489,7 @@
     <w:p>
       <w:pPr>
         <w:shd w:val="clear" w:color="auto" w:fill="FFFFFF"/>
-        <w:spacing w:before="100" w:beforeAutospacing="1" w:after="270" w:line="276" w:lineRule="auto"/>
+        <w:spacing w:before="100" w:beforeAutospacing="1" w:after="270" w:line="360" w:lineRule="auto"/>
         <w:rPr>
           <w:rFonts w:ascii="Times New Roman" w:eastAsia="Times New Roman" w:hAnsi="Times New Roman" w:cs="Times New Roman"/>
           <w:color w:val="1A1C1E"/>
@@ -1516,7 +1512,7 @@
     <w:p>
       <w:pPr>
         <w:shd w:val="clear" w:color="auto" w:fill="FFFFFF"/>
-        <w:spacing w:before="100" w:beforeAutospacing="1" w:after="270" w:line="276" w:lineRule="auto"/>
+        <w:spacing w:before="100" w:beforeAutospacing="1" w:after="270" w:line="360" w:lineRule="auto"/>
         <w:rPr>
           <w:rFonts w:ascii="Times New Roman" w:eastAsia="Times New Roman" w:hAnsi="Times New Roman" w:cs="Times New Roman"/>
           <w:color w:val="1A1C1E"/>
@@ -1533,31 +1529,7 @@
           <w:kern w:val="0"/>
           <w14:ligatures w14:val="none"/>
         </w:rPr>
-        <w:t xml:space="preserve">1. Rubrik </w:t>
-      </w:r>
-      <w:proofErr w:type="spellStart"/>
-      <w:r>
-        <w:rPr>
-          <w:rFonts w:ascii="Times New Roman" w:eastAsia="Times New Roman" w:hAnsi="Times New Roman" w:cs="Times New Roman"/>
-          <w:b/>
-          <w:bCs/>
-          <w:color w:val="1A1C1E"/>
-          <w:kern w:val="0"/>
-          <w14:ligatures w14:val="none"/>
-        </w:rPr>
-        <w:t>Penilaian</w:t>
-      </w:r>
-      <w:proofErr w:type="spellEnd"/>
-      <w:r>
-        <w:rPr>
-          <w:rFonts w:ascii="Times New Roman" w:eastAsia="Times New Roman" w:hAnsi="Times New Roman" w:cs="Times New Roman"/>
-          <w:b/>
-          <w:bCs/>
-          <w:color w:val="1A1C1E"/>
-          <w:kern w:val="0"/>
-          <w14:ligatures w14:val="none"/>
-        </w:rPr>
-        <w:t>:</w:t>
+        <w:t>1. Rubrik Penilaian:</w:t>
       </w:r>
       <w:r>
         <w:rPr>
@@ -1593,7 +1565,7 @@
     <w:p>
       <w:pPr>
         <w:shd w:val="clear" w:color="auto" w:fill="FFFFFF"/>
-        <w:spacing w:before="100" w:beforeAutospacing="1" w:after="270" w:line="276" w:lineRule="auto"/>
+        <w:spacing w:before="100" w:beforeAutospacing="1" w:after="270" w:line="360" w:lineRule="auto"/>
         <w:rPr>
           <w:rFonts w:ascii="Times New Roman" w:eastAsia="Times New Roman" w:hAnsi="Times New Roman" w:cs="Times New Roman"/>
           <w:color w:val="1A1C1E"/>
@@ -1610,6 +1582,7 @@
           <w:kern w:val="0"/>
           <w14:ligatures w14:val="none"/>
         </w:rPr>
+        <w:lastRenderedPageBreak/>
         <w:t xml:space="preserve">2. Lembar </w:t>
       </w:r>
       <w:proofErr w:type="spellStart"/>
@@ -1694,7 +1667,7 @@
     <w:p>
       <w:pPr>
         <w:shd w:val="clear" w:color="auto" w:fill="FFFFFF"/>
-        <w:spacing w:before="100" w:beforeAutospacing="1" w:after="270" w:line="276" w:lineRule="auto"/>
+        <w:spacing w:before="100" w:beforeAutospacing="1" w:after="270" w:line="360" w:lineRule="auto"/>
         <w:rPr>
           <w:rFonts w:ascii="Times New Roman" w:eastAsia="Times New Roman" w:hAnsi="Times New Roman" w:cs="Times New Roman"/>
           <w:color w:val="1A1C1E"/>
@@ -1819,7 +1792,7 @@
     <w:p>
       <w:pPr>
         <w:shd w:val="clear" w:color="auto" w:fill="FFFFFF"/>
-        <w:spacing w:before="100" w:beforeAutospacing="1" w:after="270" w:line="276" w:lineRule="auto"/>
+        <w:spacing w:before="100" w:beforeAutospacing="1" w:after="270" w:line="360" w:lineRule="auto"/>
         <w:rPr>
           <w:rFonts w:ascii="Times New Roman" w:eastAsia="Times New Roman" w:hAnsi="Times New Roman" w:cs="Times New Roman"/>
           <w:color w:val="1A1C1E"/>
@@ -1919,7 +1892,7 @@
     </w:p>
     <w:p>
       <w:pPr>
-        <w:spacing w:line="276" w:lineRule="auto"/>
+        <w:spacing w:line="360" w:lineRule="auto"/>
         <w:rPr>
           <w:rFonts w:ascii="Times New Roman" w:hAnsi="Times New Roman" w:cs="Times New Roman"/>
         </w:rPr>
